--- a/TALLERES/DOCUMENTACION.docx
+++ b/TALLERES/DOCUMENTACION.docx
@@ -1458,7 +1458,7 @@
                     </pic:cNvPicPr>
                   </pic:nvPicPr>
                   <pic:blipFill>
-                    <a:blip r:embed="rId7">
+                    <a:blip r:embed="rId8">
                       <a:extLst>
                         <a:ext uri="{28A0092B-C50C-407E-A947-70E740481C1C}">
                           <a14:useLocalDpi xmlns:a14="http://schemas.microsoft.com/office/drawing/2010/main" val="0"/>
@@ -1613,7 +1613,7 @@
                     </pic:cNvPicPr>
                   </pic:nvPicPr>
                   <pic:blipFill>
-                    <a:blip r:embed="rId8">
+                    <a:blip r:embed="rId9">
                       <a:extLst>
                         <a:ext uri="{28A0092B-C50C-407E-A947-70E740481C1C}">
                           <a14:useLocalDpi xmlns:a14="http://schemas.microsoft.com/office/drawing/2010/main" val="0"/>
@@ -1858,7 +1858,7 @@
                     </pic:cNvPicPr>
                   </pic:nvPicPr>
                   <pic:blipFill>
-                    <a:blip r:embed="rId9">
+                    <a:blip r:embed="rId10">
                       <a:extLst>
                         <a:ext uri="{28A0092B-C50C-407E-A947-70E740481C1C}">
                           <a14:useLocalDpi xmlns:a14="http://schemas.microsoft.com/office/drawing/2010/main" val="0"/>
@@ -2056,7 +2056,7 @@
                     </pic:cNvPicPr>
                   </pic:nvPicPr>
                   <pic:blipFill>
-                    <a:blip r:embed="rId10">
+                    <a:blip r:embed="rId11">
                       <a:extLst>
                         <a:ext uri="{28A0092B-C50C-407E-A947-70E740481C1C}">
                           <a14:useLocalDpi xmlns:a14="http://schemas.microsoft.com/office/drawing/2010/main" val="0"/>
@@ -2308,7 +2308,7 @@
                     </pic:cNvPicPr>
                   </pic:nvPicPr>
                   <pic:blipFill>
-                    <a:blip r:embed="rId11">
+                    <a:blip r:embed="rId12">
                       <a:extLst>
                         <a:ext uri="{28A0092B-C50C-407E-A947-70E740481C1C}">
                           <a14:useLocalDpi xmlns:a14="http://schemas.microsoft.com/office/drawing/2010/main" val="0"/>
@@ -2478,6 +2478,7 @@
         </w:rPr>
         <w:t xml:space="preserve">En el microservicio de identidad se utilizó la variante </w:t>
       </w:r>
+      <w:proofErr w:type="spellStart"/>
       <w:r>
         <w:rPr>
           <w:rFonts w:ascii="Arial" w:hAnsi="Arial" w:cs="Arial"/>
@@ -2488,6 +2489,7 @@
         </w:rPr>
         <w:t>enum</w:t>
       </w:r>
+      <w:proofErr w:type="spellEnd"/>
       <w:r>
         <w:rPr>
           <w:rFonts w:ascii="Arial" w:hAnsi="Arial" w:cs="Arial"/>
@@ -2514,6 +2516,7 @@
         </w:rPr>
         <w:t xml:space="preserve"> en la clase </w:t>
       </w:r>
+      <w:proofErr w:type="spellStart"/>
       <w:r>
         <w:rPr>
           <w:rFonts w:ascii="Arial" w:hAnsi="Arial" w:cs="Arial"/>
@@ -2524,6 +2527,7 @@
         </w:rPr>
         <w:t>SeguridadConfig</w:t>
       </w:r>
+      <w:proofErr w:type="spellEnd"/>
       <w:r>
         <w:rPr>
           <w:rFonts w:ascii="Arial" w:hAnsi="Arial" w:cs="Arial"/>
@@ -2551,6 +2555,7 @@
         </w:rPr>
         <w:t xml:space="preserve">En el contexto del proyecto, </w:t>
       </w:r>
+      <w:proofErr w:type="spellStart"/>
       <w:r>
         <w:rPr>
           <w:rFonts w:ascii="Arial" w:hAnsi="Arial" w:cs="Arial"/>
@@ -2561,6 +2566,7 @@
         </w:rPr>
         <w:t>SeguridadConfig</w:t>
       </w:r>
+      <w:proofErr w:type="spellEnd"/>
       <w:r>
         <w:rPr>
           <w:rFonts w:ascii="Arial" w:hAnsi="Arial" w:cs="Arial"/>
@@ -2588,6 +2594,7 @@
         </w:rPr>
         <w:t xml:space="preserve">Al utilizar un </w:t>
       </w:r>
+      <w:proofErr w:type="spellStart"/>
       <w:r>
         <w:rPr>
           <w:rFonts w:ascii="Arial" w:hAnsi="Arial" w:cs="Arial"/>
@@ -2598,6 +2605,7 @@
         </w:rPr>
         <w:t>enum</w:t>
       </w:r>
+      <w:proofErr w:type="spellEnd"/>
       <w:r>
         <w:rPr>
           <w:rFonts w:ascii="Arial" w:hAnsi="Arial" w:cs="Arial"/>
@@ -2625,6 +2633,7 @@
         </w:rPr>
         <w:t xml:space="preserve">En conclusión, se eligió la variante </w:t>
       </w:r>
+      <w:proofErr w:type="spellStart"/>
       <w:r>
         <w:rPr>
           <w:rFonts w:ascii="Arial" w:hAnsi="Arial" w:cs="Arial"/>
@@ -2635,6 +2644,7 @@
         </w:rPr>
         <w:t>enum</w:t>
       </w:r>
+      <w:proofErr w:type="spellEnd"/>
       <w:r>
         <w:rPr>
           <w:rFonts w:ascii="Arial" w:hAnsi="Arial" w:cs="Arial"/>
@@ -2701,6 +2711,7 @@
           <w:szCs w:val="22"/>
         </w:rPr>
       </w:pPr>
+      <w:proofErr w:type="spellStart"/>
       <w:r>
         <w:rPr>
           <w:rFonts w:ascii="Arial" w:hAnsi="Arial" w:cs="Arial"/>
@@ -2711,6 +2722,7 @@
         </w:rPr>
         <w:t>Application.properties</w:t>
       </w:r>
+      <w:proofErr w:type="spellEnd"/>
     </w:p>
     <w:p>
       <w:pPr>
@@ -2755,7 +2767,7 @@
                     </pic:cNvPicPr>
                   </pic:nvPicPr>
                   <pic:blipFill rotWithShape="1">
-                    <a:blip r:embed="rId12">
+                    <a:blip r:embed="rId13">
                       <a:extLst>
                         <a:ext uri="{28A0092B-C50C-407E-A947-70E740481C1C}">
                           <a14:useLocalDpi xmlns:a14="http://schemas.microsoft.com/office/drawing/2010/main" val="0"/>
@@ -2918,7 +2930,7 @@
                     </pic:cNvPicPr>
                   </pic:nvPicPr>
                   <pic:blipFill>
-                    <a:blip r:embed="rId13" cstate="print">
+                    <a:blip r:embed="rId14" cstate="print">
                       <a:extLst>
                         <a:ext uri="{28A0092B-C50C-407E-A947-70E740481C1C}">
                           <a14:useLocalDpi xmlns:a14="http://schemas.microsoft.com/office/drawing/2010/main" val="0"/>
@@ -3080,7 +3092,7 @@
                     </pic:cNvPicPr>
                   </pic:nvPicPr>
                   <pic:blipFill>
-                    <a:blip r:embed="rId14" cstate="print">
+                    <a:blip r:embed="rId15" cstate="print">
                       <a:extLst>
                         <a:ext uri="{28A0092B-C50C-407E-A947-70E740481C1C}">
                           <a14:useLocalDpi xmlns:a14="http://schemas.microsoft.com/office/drawing/2010/main" val="0"/>
@@ -3329,7 +3341,7 @@
                     <pic:cNvPicPr/>
                   </pic:nvPicPr>
                   <pic:blipFill>
-                    <a:blip r:embed="rId15">
+                    <a:blip r:embed="rId16">
                       <a:extLst>
                         <a:ext uri="{28A0092B-C50C-407E-A947-70E740481C1C}">
                           <a14:useLocalDpi xmlns:a14="http://schemas.microsoft.com/office/drawing/2010/main" val="0"/>
@@ -3688,7 +3700,7 @@
                     </pic:cNvPicPr>
                   </pic:nvPicPr>
                   <pic:blipFill>
-                    <a:blip r:embed="rId16">
+                    <a:blip r:embed="rId17">
                       <a:extLst>
                         <a:ext uri="{28A0092B-C50C-407E-A947-70E740481C1C}">
                           <a14:useLocalDpi xmlns:a14="http://schemas.microsoft.com/office/drawing/2010/main" val="0"/>
@@ -3993,6 +4005,7 @@
         </w:rPr>
         <w:t xml:space="preserve"> en una clase especializada (</w:t>
       </w:r>
+      <w:proofErr w:type="spellStart"/>
       <w:r>
         <w:rPr>
           <w:rFonts w:ascii="Arial" w:hAnsi="Arial" w:cs="Arial"/>
@@ -4003,6 +4016,7 @@
         </w:rPr>
         <w:t>RolFactory</w:t>
       </w:r>
+      <w:proofErr w:type="spellEnd"/>
       <w:r>
         <w:rPr>
           <w:rFonts w:ascii="Arial" w:hAnsi="Arial" w:cs="Arial"/>
@@ -4048,6 +4062,7 @@
         </w:rPr>
         <w:t xml:space="preserve">El </w:t>
       </w:r>
+      <w:proofErr w:type="spellStart"/>
       <w:r>
         <w:rPr>
           <w:rFonts w:ascii="Arial" w:hAnsi="Arial" w:cs="Arial"/>
@@ -4058,6 +4073,7 @@
         </w:rPr>
         <w:t>RolFactory</w:t>
       </w:r>
+      <w:proofErr w:type="spellEnd"/>
       <w:r>
         <w:rPr>
           <w:rFonts w:ascii="Arial" w:hAnsi="Arial" w:cs="Arial"/>
@@ -4190,7 +4206,7 @@
                     </pic:cNvPicPr>
                   </pic:nvPicPr>
                   <pic:blipFill>
-                    <a:blip r:embed="rId17" cstate="print">
+                    <a:blip r:embed="rId18" cstate="print">
                       <a:extLst>
                         <a:ext uri="{28A0092B-C50C-407E-A947-70E740481C1C}">
                           <a14:useLocalDpi xmlns:a14="http://schemas.microsoft.com/office/drawing/2010/main" val="0"/>
@@ -4404,7 +4420,7 @@
                     </pic:cNvPicPr>
                   </pic:nvPicPr>
                   <pic:blipFill rotWithShape="1">
-                    <a:blip r:embed="rId18">
+                    <a:blip r:embed="rId19">
                       <a:extLst>
                         <a:ext uri="{28A0092B-C50C-407E-A947-70E740481C1C}">
                           <a14:useLocalDpi xmlns:a14="http://schemas.microsoft.com/office/drawing/2010/main" val="0"/>
@@ -4521,7 +4537,7 @@
                     </pic:cNvPicPr>
                   </pic:nvPicPr>
                   <pic:blipFill>
-                    <a:blip r:embed="rId19">
+                    <a:blip r:embed="rId20">
                       <a:extLst>
                         <a:ext uri="{28A0092B-C50C-407E-A947-70E740481C1C}">
                           <a14:useLocalDpi xmlns:a14="http://schemas.microsoft.com/office/drawing/2010/main" val="0"/>
@@ -4785,7 +4801,7 @@
                     </pic:cNvPicPr>
                   </pic:nvPicPr>
                   <pic:blipFill rotWithShape="1">
-                    <a:blip r:embed="rId20">
+                    <a:blip r:embed="rId21">
                       <a:extLst>
                         <a:ext uri="{28A0092B-C50C-407E-A947-70E740481C1C}">
                           <a14:useLocalDpi xmlns:a14="http://schemas.microsoft.com/office/drawing/2010/main" val="0"/>
@@ -4889,7 +4905,7 @@
                     </pic:cNvPicPr>
                   </pic:nvPicPr>
                   <pic:blipFill>
-                    <a:blip r:embed="rId21">
+                    <a:blip r:embed="rId22">
                       <a:extLst>
                         <a:ext uri="{28A0092B-C50C-407E-A947-70E740481C1C}">
                           <a14:useLocalDpi xmlns:a14="http://schemas.microsoft.com/office/drawing/2010/main" val="0"/>
@@ -4981,7 +4997,7 @@
                     </pic:cNvPicPr>
                   </pic:nvPicPr>
                   <pic:blipFill>
-                    <a:blip r:embed="rId22">
+                    <a:blip r:embed="rId23">
                       <a:extLst>
                         <a:ext uri="{28A0092B-C50C-407E-A947-70E740481C1C}">
                           <a14:useLocalDpi xmlns:a14="http://schemas.microsoft.com/office/drawing/2010/main" val="0"/>
@@ -5208,15 +5224,27 @@
         </w:rPr>
         <w:t xml:space="preserve"> se implementó el patrón de diseño </w:t>
       </w:r>
-      <w:r>
-        <w:rPr>
-          <w:rFonts w:ascii="Arial" w:hAnsi="Arial" w:cs="Arial"/>
-          <w:b/>
-          <w:bCs/>
-          <w:sz w:val="22"/>
-          <w:szCs w:val="22"/>
-        </w:rPr>
-        <w:t>Abstract Factory</w:t>
+      <w:proofErr w:type="spellStart"/>
+      <w:r>
+        <w:rPr>
+          <w:rFonts w:ascii="Arial" w:hAnsi="Arial" w:cs="Arial"/>
+          <w:b/>
+          <w:bCs/>
+          <w:sz w:val="22"/>
+          <w:szCs w:val="22"/>
+        </w:rPr>
+        <w:t>Abstract</w:t>
+      </w:r>
+      <w:proofErr w:type="spellEnd"/>
+      <w:r>
+        <w:rPr>
+          <w:rFonts w:ascii="Arial" w:hAnsi="Arial" w:cs="Arial"/>
+          <w:b/>
+          <w:bCs/>
+          <w:sz w:val="22"/>
+          <w:szCs w:val="22"/>
+        </w:rPr>
+        <w:t xml:space="preserve"> Factory</w:t>
       </w:r>
       <w:r>
         <w:rPr>
@@ -5329,15 +5357,27 @@
         </w:rPr>
         <w:t xml:space="preserve">, cada una con características y comportamientos específicos al momento de registrar un evento. Mediante el uso del patrón </w:t>
       </w:r>
-      <w:r>
-        <w:rPr>
-          <w:rFonts w:ascii="Arial" w:hAnsi="Arial" w:cs="Arial"/>
-          <w:b/>
-          <w:bCs/>
-          <w:sz w:val="22"/>
-          <w:szCs w:val="22"/>
-        </w:rPr>
-        <w:t>Abstract Factory</w:t>
+      <w:proofErr w:type="spellStart"/>
+      <w:r>
+        <w:rPr>
+          <w:rFonts w:ascii="Arial" w:hAnsi="Arial" w:cs="Arial"/>
+          <w:b/>
+          <w:bCs/>
+          <w:sz w:val="22"/>
+          <w:szCs w:val="22"/>
+        </w:rPr>
+        <w:t>Abstract</w:t>
+      </w:r>
+      <w:proofErr w:type="spellEnd"/>
+      <w:r>
+        <w:rPr>
+          <w:rFonts w:ascii="Arial" w:hAnsi="Arial" w:cs="Arial"/>
+          <w:b/>
+          <w:bCs/>
+          <w:sz w:val="22"/>
+          <w:szCs w:val="22"/>
+        </w:rPr>
+        <w:t xml:space="preserve"> Factory</w:t>
       </w:r>
       <w:r>
         <w:rPr>
@@ -5374,8 +5414,20 @@
           <w:sz w:val="22"/>
           <w:szCs w:val="22"/>
         </w:rPr>
-        <w:t>Open/Closed</w:t>
-      </w:r>
+        <w:t>Open/</w:t>
+      </w:r>
+      <w:proofErr w:type="spellStart"/>
+      <w:r>
+        <w:rPr>
+          <w:rFonts w:ascii="Arial" w:hAnsi="Arial" w:cs="Arial"/>
+          <w:b/>
+          <w:bCs/>
+          <w:sz w:val="22"/>
+          <w:szCs w:val="22"/>
+        </w:rPr>
+        <w:t>Closed</w:t>
+      </w:r>
+      <w:proofErr w:type="spellEnd"/>
       <w:r>
         <w:rPr>
           <w:rFonts w:ascii="Arial" w:hAnsi="Arial" w:cs="Arial"/>
@@ -5523,15 +5575,27 @@
         </w:rPr>
         <w:t xml:space="preserve"> la fábrica abstracta del patrón </w:t>
       </w:r>
-      <w:r>
-        <w:rPr>
-          <w:rFonts w:ascii="Arial" w:hAnsi="Arial" w:cs="Arial"/>
-          <w:b/>
-          <w:bCs/>
-          <w:sz w:val="22"/>
-          <w:szCs w:val="22"/>
-        </w:rPr>
-        <w:t>Abstract Factory</w:t>
+      <w:proofErr w:type="spellStart"/>
+      <w:r>
+        <w:rPr>
+          <w:rFonts w:ascii="Arial" w:hAnsi="Arial" w:cs="Arial"/>
+          <w:b/>
+          <w:bCs/>
+          <w:sz w:val="22"/>
+          <w:szCs w:val="22"/>
+        </w:rPr>
+        <w:t>Abstract</w:t>
+      </w:r>
+      <w:proofErr w:type="spellEnd"/>
+      <w:r>
+        <w:rPr>
+          <w:rFonts w:ascii="Arial" w:hAnsi="Arial" w:cs="Arial"/>
+          <w:b/>
+          <w:bCs/>
+          <w:sz w:val="22"/>
+          <w:szCs w:val="22"/>
+        </w:rPr>
+        <w:t xml:space="preserve"> Factory</w:t>
       </w:r>
       <w:r>
         <w:rPr>
@@ -5626,7 +5690,7 @@
                     </pic:cNvPicPr>
                   </pic:nvPicPr>
                   <pic:blipFill rotWithShape="1">
-                    <a:blip r:embed="rId23">
+                    <a:blip r:embed="rId24">
                       <a:extLst>
                         <a:ext uri="{28A0092B-C50C-407E-A947-70E740481C1C}">
                           <a14:useLocalDpi xmlns:a14="http://schemas.microsoft.com/office/drawing/2010/main" val="0"/>
@@ -5908,7 +5972,7 @@
                     </pic:cNvPicPr>
                   </pic:nvPicPr>
                   <pic:blipFill rotWithShape="1">
-                    <a:blip r:embed="rId24" cstate="print">
+                    <a:blip r:embed="rId25" cstate="print">
                       <a:extLst>
                         <a:ext uri="{28A0092B-C50C-407E-A947-70E740481C1C}">
                           <a14:useLocalDpi xmlns:a14="http://schemas.microsoft.com/office/drawing/2010/main" val="0"/>
@@ -6191,7 +6255,7 @@
                     </pic:cNvPicPr>
                   </pic:nvPicPr>
                   <pic:blipFill rotWithShape="1">
-                    <a:blip r:embed="rId25" cstate="print">
+                    <a:blip r:embed="rId26" cstate="print">
                       <a:extLst>
                         <a:ext uri="{28A0092B-C50C-407E-A947-70E740481C1C}">
                           <a14:useLocalDpi xmlns:a14="http://schemas.microsoft.com/office/drawing/2010/main" val="0"/>
@@ -6545,7 +6609,7 @@
                     </pic:cNvPicPr>
                   </pic:nvPicPr>
                   <pic:blipFill rotWithShape="1">
-                    <a:blip r:embed="rId26" cstate="print">
+                    <a:blip r:embed="rId27" cstate="print">
                       <a:extLst>
                         <a:ext uri="{28A0092B-C50C-407E-A947-70E740481C1C}">
                           <a14:useLocalDpi xmlns:a14="http://schemas.microsoft.com/office/drawing/2010/main" val="0"/>
@@ -6676,15 +6740,27 @@
         </w:rPr>
         <w:t xml:space="preserve">ctúa como el cliente del patrón </w:t>
       </w:r>
-      <w:r>
-        <w:rPr>
-          <w:rFonts w:ascii="Arial" w:hAnsi="Arial" w:cs="Arial"/>
-          <w:b/>
-          <w:bCs/>
-          <w:sz w:val="22"/>
-          <w:szCs w:val="22"/>
-        </w:rPr>
-        <w:t>Abstract Factory</w:t>
+      <w:proofErr w:type="spellStart"/>
+      <w:r>
+        <w:rPr>
+          <w:rFonts w:ascii="Arial" w:hAnsi="Arial" w:cs="Arial"/>
+          <w:b/>
+          <w:bCs/>
+          <w:sz w:val="22"/>
+          <w:szCs w:val="22"/>
+        </w:rPr>
+        <w:t>Abstract</w:t>
+      </w:r>
+      <w:proofErr w:type="spellEnd"/>
+      <w:r>
+        <w:rPr>
+          <w:rFonts w:ascii="Arial" w:hAnsi="Arial" w:cs="Arial"/>
+          <w:b/>
+          <w:bCs/>
+          <w:sz w:val="22"/>
+          <w:szCs w:val="22"/>
+        </w:rPr>
+        <w:t xml:space="preserve"> Factory</w:t>
       </w:r>
       <w:r>
         <w:rPr>
@@ -6749,7 +6825,7 @@
                     </pic:cNvPicPr>
                   </pic:nvPicPr>
                   <pic:blipFill>
-                    <a:blip r:embed="rId27" cstate="print">
+                    <a:blip r:embed="rId28" cstate="print">
                       <a:extLst>
                         <a:ext uri="{28A0092B-C50C-407E-A947-70E740481C1C}">
                           <a14:useLocalDpi xmlns:a14="http://schemas.microsoft.com/office/drawing/2010/main" val="0"/>
@@ -7046,6 +7122,7 @@
           <w:rFonts w:ascii="Arial" w:hAnsi="Arial" w:cs="Arial"/>
           <w:b/>
           <w:bCs/>
+          <w:noProof/>
           <w:sz w:val="22"/>
           <w:szCs w:val="22"/>
         </w:rPr>
@@ -7065,7 +7142,7 @@
                     <pic:cNvPicPr/>
                   </pic:nvPicPr>
                   <pic:blipFill>
-                    <a:blip r:embed="rId28"/>
+                    <a:blip r:embed="rId29"/>
                     <a:stretch>
                       <a:fillRect/>
                     </a:stretch>
@@ -7107,6 +7184,7 @@
           <w:rFonts w:ascii="Arial" w:hAnsi="Arial" w:cs="Arial"/>
           <w:b/>
           <w:bCs/>
+          <w:noProof/>
           <w:sz w:val="22"/>
           <w:szCs w:val="22"/>
         </w:rPr>
@@ -7126,7 +7204,7 @@
                     <pic:cNvPicPr/>
                   </pic:nvPicPr>
                   <pic:blipFill>
-                    <a:blip r:embed="rId29"/>
+                    <a:blip r:embed="rId30"/>
                     <a:stretch>
                       <a:fillRect/>
                     </a:stretch>
@@ -7180,6 +7258,7 @@
           <w:rFonts w:ascii="Arial" w:hAnsi="Arial" w:cs="Arial"/>
           <w:b/>
           <w:bCs/>
+          <w:noProof/>
           <w:sz w:val="22"/>
           <w:szCs w:val="22"/>
         </w:rPr>
@@ -7199,7 +7278,7 @@
                     <pic:cNvPicPr/>
                   </pic:nvPicPr>
                   <pic:blipFill>
-                    <a:blip r:embed="rId30"/>
+                    <a:blip r:embed="rId31"/>
                     <a:stretch>
                       <a:fillRect/>
                     </a:stretch>
@@ -7241,6 +7320,7 @@
           <w:rFonts w:ascii="Arial" w:hAnsi="Arial" w:cs="Arial"/>
           <w:b/>
           <w:bCs/>
+          <w:noProof/>
           <w:sz w:val="22"/>
           <w:szCs w:val="22"/>
         </w:rPr>
@@ -7260,7 +7340,7 @@
                     <pic:cNvPicPr/>
                   </pic:nvPicPr>
                   <pic:blipFill>
-                    <a:blip r:embed="rId31"/>
+                    <a:blip r:embed="rId32"/>
                     <a:stretch>
                       <a:fillRect/>
                     </a:stretch>
@@ -7324,6 +7404,7 @@
           <w:rFonts w:ascii="Arial" w:hAnsi="Arial" w:cs="Arial"/>
           <w:b/>
           <w:bCs/>
+          <w:noProof/>
           <w:sz w:val="22"/>
           <w:szCs w:val="22"/>
         </w:rPr>
@@ -7343,7 +7424,7 @@
                     <pic:cNvPicPr/>
                   </pic:nvPicPr>
                   <pic:blipFill>
-                    <a:blip r:embed="rId32"/>
+                    <a:blip r:embed="rId33"/>
                     <a:stretch>
                       <a:fillRect/>
                     </a:stretch>
@@ -7385,6 +7466,7 @@
           <w:rFonts w:ascii="Arial" w:hAnsi="Arial" w:cs="Arial"/>
           <w:b/>
           <w:bCs/>
+          <w:noProof/>
           <w:sz w:val="22"/>
           <w:szCs w:val="22"/>
         </w:rPr>
@@ -7404,7 +7486,7 @@
                     <pic:cNvPicPr/>
                   </pic:nvPicPr>
                   <pic:blipFill>
-                    <a:blip r:embed="rId33"/>
+                    <a:blip r:embed="rId34"/>
                     <a:stretch>
                       <a:fillRect/>
                     </a:stretch>
@@ -7635,7 +7717,7 @@
                     </pic:cNvPicPr>
                   </pic:nvPicPr>
                   <pic:blipFill>
-                    <a:blip r:embed="rId34">
+                    <a:blip r:embed="rId35">
                       <a:extLst>
                         <a:ext uri="{28A0092B-C50C-407E-A947-70E740481C1C}">
                           <a14:useLocalDpi xmlns:a14="http://schemas.microsoft.com/office/drawing/2010/main" val="0"/>
@@ -7705,6 +7787,7 @@
         </w:rPr>
         <w:t xml:space="preserve"> se mejoró, permitiendo una mejor organización del código y separar las responsabilidades relacionadas con la seguridad y el manejo de tokens. Por esta razón, la clase </w:t>
       </w:r>
+      <w:proofErr w:type="spellStart"/>
       <w:r>
         <w:rPr>
           <w:rFonts w:ascii="Arial" w:hAnsi="Arial" w:cs="Arial"/>
@@ -7715,6 +7798,7 @@
         </w:rPr>
         <w:t>JwtService</w:t>
       </w:r>
+      <w:proofErr w:type="spellEnd"/>
       <w:r>
         <w:rPr>
           <w:rFonts w:ascii="Arial" w:hAnsi="Arial" w:cs="Arial"/>
@@ -7758,6 +7842,7 @@
           <w:szCs w:val="22"/>
         </w:rPr>
       </w:pPr>
+      <w:proofErr w:type="spellStart"/>
       <w:r>
         <w:rPr>
           <w:rFonts w:ascii="Arial" w:hAnsi="Arial" w:cs="Arial"/>
@@ -7768,6 +7853,7 @@
         </w:rPr>
         <w:t>GeneradorJWT</w:t>
       </w:r>
+      <w:proofErr w:type="spellEnd"/>
     </w:p>
     <w:p>
       <w:pPr>
@@ -7787,6 +7873,7 @@
         </w:rPr>
         <w:t xml:space="preserve">Esta clase es responsable de generar el token JWT cuando un usuario inicia sesión correctamente, utilizando la información del usuario autenticado y la configuración proporcionada por </w:t>
       </w:r>
+      <w:proofErr w:type="spellStart"/>
       <w:r>
         <w:rPr>
           <w:rFonts w:ascii="Arial" w:hAnsi="Arial" w:cs="Arial"/>
@@ -7797,6 +7884,7 @@
         </w:rPr>
         <w:t>SeguridadConfig</w:t>
       </w:r>
+      <w:proofErr w:type="spellEnd"/>
       <w:r>
         <w:rPr>
           <w:rFonts w:ascii="Arial" w:hAnsi="Arial" w:cs="Arial"/>
@@ -7873,7 +7961,7 @@
         </w:rPr>
         <w:lastRenderedPageBreak/>
         <w:drawing>
-          <wp:anchor distT="0" distB="0" distL="114300" distR="114300" simplePos="0" relativeHeight="251673600" behindDoc="0" locked="0" layoutInCell="1" allowOverlap="1" wp14:anchorId="72A9630B" wp14:editId="54EA884B">
+          <wp:anchor distT="0" distB="0" distL="114300" distR="114300" simplePos="0" relativeHeight="251673600" behindDoc="0" locked="0" layoutInCell="1" allowOverlap="1" wp14:anchorId="72A9630B" wp14:editId="388FB5FD">
             <wp:simplePos x="0" y="0"/>
             <wp:positionH relativeFrom="margin">
               <wp:align>center</wp:align>
@@ -7898,7 +7986,7 @@
                     </pic:cNvPicPr>
                   </pic:nvPicPr>
                   <pic:blipFill rotWithShape="1">
-                    <a:blip r:embed="rId35" cstate="print">
+                    <a:blip r:embed="rId36" cstate="print">
                       <a:extLst>
                         <a:ext uri="{28A0092B-C50C-407E-A947-70E740481C1C}">
                           <a14:useLocalDpi xmlns:a14="http://schemas.microsoft.com/office/drawing/2010/main" val="0"/>
@@ -8027,6 +8115,7 @@
           <w:szCs w:val="22"/>
         </w:rPr>
       </w:pPr>
+      <w:proofErr w:type="spellStart"/>
       <w:r>
         <w:rPr>
           <w:rFonts w:ascii="Arial" w:hAnsi="Arial" w:cs="Arial"/>
@@ -8037,6 +8126,7 @@
         </w:rPr>
         <w:t>FiltroJWT</w:t>
       </w:r>
+      <w:proofErr w:type="spellEnd"/>
     </w:p>
     <w:p>
       <w:pPr>
@@ -8090,6 +8180,7 @@
         </w:rPr>
         <w:t xml:space="preserve">u función es revisar si la petición contiene un token JWT en el encabezado </w:t>
       </w:r>
+      <w:proofErr w:type="spellStart"/>
       <w:r>
         <w:rPr>
           <w:rFonts w:ascii="Arial" w:hAnsi="Arial" w:cs="Arial"/>
@@ -8100,6 +8191,7 @@
         </w:rPr>
         <w:t>Authorization</w:t>
       </w:r>
+      <w:proofErr w:type="spellEnd"/>
       <w:r>
         <w:rPr>
           <w:rFonts w:ascii="Arial" w:hAnsi="Arial" w:cs="Arial"/>
@@ -8108,6 +8200,7 @@
         </w:rPr>
         <w:t xml:space="preserve">. En caso de encontrarlo, utiliza el </w:t>
       </w:r>
+      <w:proofErr w:type="spellStart"/>
       <w:r>
         <w:rPr>
           <w:rFonts w:ascii="Arial" w:hAnsi="Arial" w:cs="Arial"/>
@@ -8118,6 +8211,7 @@
         </w:rPr>
         <w:t>ValidadorJWT</w:t>
       </w:r>
+      <w:proofErr w:type="spellEnd"/>
       <w:r>
         <w:rPr>
           <w:rFonts w:ascii="Arial" w:hAnsi="Arial" w:cs="Arial"/>
@@ -8165,7 +8259,7 @@
                     </pic:cNvPicPr>
                   </pic:nvPicPr>
                   <pic:blipFill rotWithShape="1">
-                    <a:blip r:embed="rId36" cstate="print">
+                    <a:blip r:embed="rId37" cstate="print">
                       <a:extLst>
                         <a:ext uri="{28A0092B-C50C-407E-A947-70E740481C1C}">
                           <a14:useLocalDpi xmlns:a14="http://schemas.microsoft.com/office/drawing/2010/main" val="0"/>
@@ -8231,6 +8325,7 @@
           <w:szCs w:val="22"/>
         </w:rPr>
       </w:pPr>
+      <w:proofErr w:type="spellStart"/>
       <w:r>
         <w:rPr>
           <w:rFonts w:ascii="Arial" w:hAnsi="Arial" w:cs="Arial"/>
@@ -8242,6 +8337,7 @@
         <w:lastRenderedPageBreak/>
         <w:t>ValidadorJWT</w:t>
       </w:r>
+      <w:proofErr w:type="spellEnd"/>
     </w:p>
     <w:p>
       <w:pPr>
@@ -8316,7 +8412,7 @@
                     </pic:cNvPicPr>
                   </pic:nvPicPr>
                   <pic:blipFill rotWithShape="1">
-                    <a:blip r:embed="rId37" cstate="print">
+                    <a:blip r:embed="rId38" cstate="print">
                       <a:extLst>
                         <a:ext uri="{28A0092B-C50C-407E-A947-70E740481C1C}">
                           <a14:useLocalDpi xmlns:a14="http://schemas.microsoft.com/office/drawing/2010/main" val="0"/>
@@ -8534,7 +8630,7 @@
                     </pic:cNvPicPr>
                   </pic:nvPicPr>
                   <pic:blipFill>
-                    <a:blip r:embed="rId38">
+                    <a:blip r:embed="rId39">
                       <a:extLst>
                         <a:ext uri="{28A0092B-C50C-407E-A947-70E740481C1C}">
                           <a14:useLocalDpi xmlns:a14="http://schemas.microsoft.com/office/drawing/2010/main" val="0"/>
@@ -8620,6 +8716,7 @@
           <w:lang w:eastAsia="es-ES"/>
         </w:rPr>
       </w:pPr>
+      <w:proofErr w:type="spellStart"/>
       <w:r>
         <w:rPr>
           <w:rFonts w:ascii="Arial" w:hAnsi="Arial" w:cs="Arial"/>
@@ -8632,6 +8729,7 @@
         <w:lastRenderedPageBreak/>
         <w:t>RolFactory</w:t>
       </w:r>
+      <w:proofErr w:type="spellEnd"/>
     </w:p>
     <w:p>
       <w:pPr>
@@ -8653,6 +8751,7 @@
         </w:rPr>
         <w:t xml:space="preserve">En esta versión mejorada, la clase </w:t>
       </w:r>
+      <w:proofErr w:type="spellStart"/>
       <w:r>
         <w:rPr>
           <w:rFonts w:ascii="Arial" w:hAnsi="Arial" w:cs="Arial"/>
@@ -8664,6 +8763,7 @@
         </w:rPr>
         <w:t>RolFactory</w:t>
       </w:r>
+      <w:proofErr w:type="spellEnd"/>
       <w:r>
         <w:rPr>
           <w:rFonts w:ascii="Arial" w:hAnsi="Arial" w:cs="Arial"/>
@@ -8746,7 +8846,7 @@
                     </pic:cNvPicPr>
                   </pic:nvPicPr>
                   <pic:blipFill>
-                    <a:blip r:embed="rId39" cstate="print">
+                    <a:blip r:embed="rId40" cstate="print">
                       <a:extLst>
                         <a:ext uri="{28A0092B-C50C-407E-A947-70E740481C1C}">
                           <a14:useLocalDpi xmlns:a14="http://schemas.microsoft.com/office/drawing/2010/main" val="0"/>
@@ -8808,6 +8908,7 @@
           <w:lang w:eastAsia="es-ES"/>
         </w:rPr>
       </w:pPr>
+      <w:proofErr w:type="spellStart"/>
       <w:r>
         <w:rPr>
           <w:rFonts w:ascii="Arial" w:hAnsi="Arial" w:cs="Arial"/>
@@ -8817,8 +8918,9 @@
           <w:szCs w:val="22"/>
           <w:lang w:eastAsia="es-ES"/>
         </w:rPr>
-        <w:t xml:space="preserve">AdminRol – UserRol </w:t>
-      </w:r>
+        <w:t>AdminRol</w:t>
+      </w:r>
+      <w:proofErr w:type="spellEnd"/>
       <w:r>
         <w:rPr>
           <w:rFonts w:ascii="Arial" w:hAnsi="Arial" w:cs="Arial"/>
@@ -8828,6 +8930,41 @@
           <w:szCs w:val="22"/>
           <w:lang w:eastAsia="es-ES"/>
         </w:rPr>
+        <w:t xml:space="preserve"> – </w:t>
+      </w:r>
+      <w:proofErr w:type="spellStart"/>
+      <w:r>
+        <w:rPr>
+          <w:rFonts w:ascii="Arial" w:hAnsi="Arial" w:cs="Arial"/>
+          <w:b/>
+          <w:bCs/>
+          <w:sz w:val="22"/>
+          <w:szCs w:val="22"/>
+          <w:lang w:eastAsia="es-ES"/>
+        </w:rPr>
+        <w:t>UserRol</w:t>
+      </w:r>
+      <w:proofErr w:type="spellEnd"/>
+      <w:r>
+        <w:rPr>
+          <w:rFonts w:ascii="Arial" w:hAnsi="Arial" w:cs="Arial"/>
+          <w:b/>
+          <w:bCs/>
+          <w:sz w:val="22"/>
+          <w:szCs w:val="22"/>
+          <w:lang w:eastAsia="es-ES"/>
+        </w:rPr>
+        <w:t xml:space="preserve"> </w:t>
+      </w:r>
+      <w:r>
+        <w:rPr>
+          <w:rFonts w:ascii="Arial" w:hAnsi="Arial" w:cs="Arial"/>
+          <w:b/>
+          <w:bCs/>
+          <w:sz w:val="22"/>
+          <w:szCs w:val="22"/>
+          <w:lang w:eastAsia="es-ES"/>
+        </w:rPr>
         <w:t>–</w:t>
       </w:r>
       <w:r>
@@ -8839,8 +8976,21 @@
           <w:szCs w:val="22"/>
           <w:lang w:eastAsia="es-ES"/>
         </w:rPr>
-        <w:t xml:space="preserve"> AuditoriaRol</w:t>
-      </w:r>
+        <w:t xml:space="preserve"> </w:t>
+      </w:r>
+      <w:proofErr w:type="spellStart"/>
+      <w:r>
+        <w:rPr>
+          <w:rFonts w:ascii="Arial" w:hAnsi="Arial" w:cs="Arial"/>
+          <w:b/>
+          <w:bCs/>
+          <w:sz w:val="22"/>
+          <w:szCs w:val="22"/>
+          <w:lang w:eastAsia="es-ES"/>
+        </w:rPr>
+        <w:t>AuditoriaRol</w:t>
+      </w:r>
+      <w:proofErr w:type="spellEnd"/>
     </w:p>
     <w:p>
       <w:pPr>
@@ -8929,6 +9079,7 @@
         </w:rPr>
         <w:t xml:space="preserve">, sin necesidad de modificar la lógica de creación en </w:t>
       </w:r>
+      <w:proofErr w:type="spellStart"/>
       <w:r>
         <w:rPr>
           <w:rFonts w:ascii="Arial" w:hAnsi="Arial" w:cs="Arial"/>
@@ -8940,6 +9091,7 @@
         </w:rPr>
         <w:t>RolFactory</w:t>
       </w:r>
+      <w:proofErr w:type="spellEnd"/>
       <w:r>
         <w:rPr>
           <w:rFonts w:ascii="Arial" w:hAnsi="Arial" w:cs="Arial"/>
@@ -8984,7 +9136,7 @@
                     </pic:cNvPicPr>
                   </pic:nvPicPr>
                   <pic:blipFill>
-                    <a:blip r:embed="rId40" cstate="print">
+                    <a:blip r:embed="rId41" cstate="print">
                       <a:extLst>
                         <a:ext uri="{28A0092B-C50C-407E-A947-70E740481C1C}">
                           <a14:useLocalDpi xmlns:a14="http://schemas.microsoft.com/office/drawing/2010/main" val="0"/>
@@ -9044,71 +9196,6 @@
                 <pic:pic xmlns:pic="http://schemas.openxmlformats.org/drawingml/2006/picture">
                   <pic:nvPicPr>
                     <pic:cNvPr id="0" name="Picture 44"/>
-                    <pic:cNvPicPr>
-                      <a:picLocks noChangeAspect="1" noChangeArrowheads="1"/>
-                    </pic:cNvPicPr>
-                  </pic:nvPicPr>
-                  <pic:blipFill>
-                    <a:blip r:embed="rId41" cstate="print">
-                      <a:extLst>
-                        <a:ext uri="{28A0092B-C50C-407E-A947-70E740481C1C}">
-                          <a14:useLocalDpi xmlns:a14="http://schemas.microsoft.com/office/drawing/2010/main" val="0"/>
-                        </a:ext>
-                      </a:extLst>
-                    </a:blip>
-                    <a:srcRect/>
-                    <a:stretch>
-                      <a:fillRect/>
-                    </a:stretch>
-                  </pic:blipFill>
-                  <pic:spPr bwMode="auto">
-                    <a:xfrm>
-                      <a:off x="0" y="0"/>
-                      <a:ext cx="5400040" cy="2512695"/>
-                    </a:xfrm>
-                    <a:prstGeom prst="rect">
-                      <a:avLst/>
-                    </a:prstGeom>
-                    <a:noFill/>
-                    <a:ln>
-                      <a:noFill/>
-                    </a:ln>
-                  </pic:spPr>
-                </pic:pic>
-              </a:graphicData>
-            </a:graphic>
-          </wp:inline>
-        </w:drawing>
-      </w:r>
-    </w:p>
-    <w:p>
-      <w:pPr>
-        <w:spacing w:line="360" w:lineRule="auto"/>
-        <w:jc w:val="both"/>
-        <w:rPr>
-          <w:rFonts w:ascii="Arial" w:hAnsi="Arial" w:cs="Arial"/>
-          <w:sz w:val="22"/>
-          <w:szCs w:val="22"/>
-          <w:lang w:eastAsia="es-ES"/>
-        </w:rPr>
-      </w:pPr>
-      <w:r>
-        <w:rPr>
-          <w:noProof/>
-        </w:rPr>
-        <w:drawing>
-          <wp:inline distT="0" distB="0" distL="0" distR="0" wp14:anchorId="313A7A4A" wp14:editId="01149E71">
-            <wp:extent cx="5400040" cy="2512695"/>
-            <wp:effectExtent l="0" t="0" r="0" b="1905"/>
-            <wp:docPr id="1745638201" name="Imagen 26"/>
-            <wp:cNvGraphicFramePr>
-              <a:graphicFrameLocks xmlns:a="http://schemas.openxmlformats.org/drawingml/2006/main" noChangeAspect="1"/>
-            </wp:cNvGraphicFramePr>
-            <a:graphic xmlns:a="http://schemas.openxmlformats.org/drawingml/2006/main">
-              <a:graphicData uri="http://schemas.openxmlformats.org/drawingml/2006/picture">
-                <pic:pic xmlns:pic="http://schemas.openxmlformats.org/drawingml/2006/picture">
-                  <pic:nvPicPr>
-                    <pic:cNvPr id="0" name="Picture 46"/>
                     <pic:cNvPicPr>
                       <a:picLocks noChangeAspect="1" noChangeArrowheads="1"/>
                     </pic:cNvPicPr>
@@ -9157,6 +9244,71 @@
           <w:lang w:eastAsia="es-ES"/>
         </w:rPr>
       </w:pPr>
+      <w:r>
+        <w:rPr>
+          <w:noProof/>
+        </w:rPr>
+        <w:drawing>
+          <wp:inline distT="0" distB="0" distL="0" distR="0" wp14:anchorId="313A7A4A" wp14:editId="01149E71">
+            <wp:extent cx="5400040" cy="2512695"/>
+            <wp:effectExtent l="0" t="0" r="0" b="1905"/>
+            <wp:docPr id="1745638201" name="Imagen 26"/>
+            <wp:cNvGraphicFramePr>
+              <a:graphicFrameLocks xmlns:a="http://schemas.openxmlformats.org/drawingml/2006/main" noChangeAspect="1"/>
+            </wp:cNvGraphicFramePr>
+            <a:graphic xmlns:a="http://schemas.openxmlformats.org/drawingml/2006/main">
+              <a:graphicData uri="http://schemas.openxmlformats.org/drawingml/2006/picture">
+                <pic:pic xmlns:pic="http://schemas.openxmlformats.org/drawingml/2006/picture">
+                  <pic:nvPicPr>
+                    <pic:cNvPr id="0" name="Picture 46"/>
+                    <pic:cNvPicPr>
+                      <a:picLocks noChangeAspect="1" noChangeArrowheads="1"/>
+                    </pic:cNvPicPr>
+                  </pic:nvPicPr>
+                  <pic:blipFill>
+                    <a:blip r:embed="rId43" cstate="print">
+                      <a:extLst>
+                        <a:ext uri="{28A0092B-C50C-407E-A947-70E740481C1C}">
+                          <a14:useLocalDpi xmlns:a14="http://schemas.microsoft.com/office/drawing/2010/main" val="0"/>
+                        </a:ext>
+                      </a:extLst>
+                    </a:blip>
+                    <a:srcRect/>
+                    <a:stretch>
+                      <a:fillRect/>
+                    </a:stretch>
+                  </pic:blipFill>
+                  <pic:spPr bwMode="auto">
+                    <a:xfrm>
+                      <a:off x="0" y="0"/>
+                      <a:ext cx="5400040" cy="2512695"/>
+                    </a:xfrm>
+                    <a:prstGeom prst="rect">
+                      <a:avLst/>
+                    </a:prstGeom>
+                    <a:noFill/>
+                    <a:ln>
+                      <a:noFill/>
+                    </a:ln>
+                  </pic:spPr>
+                </pic:pic>
+              </a:graphicData>
+            </a:graphic>
+          </wp:inline>
+        </w:drawing>
+      </w:r>
+    </w:p>
+    <w:p>
+      <w:pPr>
+        <w:spacing w:line="360" w:lineRule="auto"/>
+        <w:jc w:val="both"/>
+        <w:rPr>
+          <w:rFonts w:ascii="Arial" w:hAnsi="Arial" w:cs="Arial"/>
+          <w:sz w:val="22"/>
+          <w:szCs w:val="22"/>
+          <w:lang w:eastAsia="es-ES"/>
+        </w:rPr>
+      </w:pPr>
     </w:p>
     <w:p>
       <w:pPr>
@@ -9200,6 +9352,7 @@
           <w:lang w:eastAsia="es-ES"/>
         </w:rPr>
       </w:pPr>
+      <w:proofErr w:type="spellStart"/>
       <w:r>
         <w:rPr>
           <w:rFonts w:ascii="Arial" w:hAnsi="Arial" w:cs="Arial"/>
@@ -9212,6 +9365,7 @@
         <w:lastRenderedPageBreak/>
         <w:t>CrearRolUseCase</w:t>
       </w:r>
+      <w:proofErr w:type="spellEnd"/>
     </w:p>
     <w:p>
       <w:pPr>
@@ -9294,7 +9448,7 @@
                     </pic:cNvPicPr>
                   </pic:nvPicPr>
                   <pic:blipFill>
-                    <a:blip r:embed="rId43" cstate="print">
+                    <a:blip r:embed="rId44" cstate="print">
                       <a:extLst>
                         <a:ext uri="{28A0092B-C50C-407E-A947-70E740481C1C}">
                           <a14:useLocalDpi xmlns:a14="http://schemas.microsoft.com/office/drawing/2010/main" val="0"/>
@@ -9524,6 +9678,1418 @@
           <w:sz w:val="22"/>
           <w:szCs w:val="22"/>
         </w:rPr>
+        <w:t xml:space="preserve">SERVICIO DE IDENTIDAD: </w:t>
+      </w:r>
+    </w:p>
+    <w:p>
+      <w:pPr>
+        <w:pStyle w:val="Prrafodelista"/>
+        <w:numPr>
+          <w:ilvl w:val="0"/>
+          <w:numId w:val="4"/>
+        </w:numPr>
+        <w:rPr>
+          <w:rFonts w:ascii="Arial" w:hAnsi="Arial" w:cs="Arial"/>
+          <w:b/>
+          <w:bCs/>
+          <w:sz w:val="22"/>
+          <w:szCs w:val="22"/>
+        </w:rPr>
+      </w:pPr>
+      <w:r>
+        <w:rPr>
+          <w:rFonts w:ascii="Arial" w:hAnsi="Arial" w:cs="Arial"/>
+          <w:b/>
+          <w:bCs/>
+          <w:sz w:val="22"/>
+          <w:szCs w:val="22"/>
+        </w:rPr>
+        <w:t xml:space="preserve">Registro </w:t>
+      </w:r>
+      <w:r>
+        <w:rPr>
+          <w:rFonts w:ascii="Arial" w:hAnsi="Arial" w:cs="Arial"/>
+          <w:b/>
+          <w:bCs/>
+          <w:sz w:val="22"/>
+          <w:szCs w:val="22"/>
+        </w:rPr>
+        <w:t>De Usuario</w:t>
+      </w:r>
+    </w:p>
+    <w:p>
+      <w:pPr>
+        <w:pStyle w:val="Prrafodelista"/>
+        <w:rPr>
+          <w:rFonts w:ascii="Arial" w:hAnsi="Arial" w:cs="Arial"/>
+          <w:b/>
+          <w:bCs/>
+          <w:sz w:val="22"/>
+          <w:szCs w:val="22"/>
+        </w:rPr>
+      </w:pPr>
+    </w:p>
+    <w:p>
+      <w:pPr>
+        <w:pStyle w:val="Prrafodelista"/>
+        <w:jc w:val="center"/>
+        <w:rPr>
+          <w:rFonts w:ascii="Arial" w:hAnsi="Arial" w:cs="Arial"/>
+          <w:b/>
+          <w:bCs/>
+          <w:sz w:val="22"/>
+          <w:szCs w:val="22"/>
+        </w:rPr>
+      </w:pPr>
+      <w:r>
+        <w:rPr>
+          <w:rFonts w:ascii="Arial" w:hAnsi="Arial" w:cs="Arial"/>
+          <w:b/>
+          <w:bCs/>
+          <w:sz w:val="22"/>
+          <w:szCs w:val="22"/>
+        </w:rPr>
+        <w:drawing>
+          <wp:inline distT="0" distB="0" distL="0" distR="0" wp14:anchorId="2B78CD21" wp14:editId="01B705C7">
+            <wp:extent cx="3985497" cy="3924300"/>
+            <wp:effectExtent l="0" t="0" r="0" b="0"/>
+            <wp:docPr id="659041804" name="Imagen 1"/>
+            <wp:cNvGraphicFramePr>
+              <a:graphicFrameLocks xmlns:a="http://schemas.openxmlformats.org/drawingml/2006/main" noChangeAspect="1"/>
+            </wp:cNvGraphicFramePr>
+            <a:graphic xmlns:a="http://schemas.openxmlformats.org/drawingml/2006/main">
+              <a:graphicData uri="http://schemas.openxmlformats.org/drawingml/2006/picture">
+                <pic:pic xmlns:pic="http://schemas.openxmlformats.org/drawingml/2006/picture">
+                  <pic:nvPicPr>
+                    <pic:cNvPr id="659041804" name=""/>
+                    <pic:cNvPicPr/>
+                  </pic:nvPicPr>
+                  <pic:blipFill>
+                    <a:blip r:embed="rId45"/>
+                    <a:stretch>
+                      <a:fillRect/>
+                    </a:stretch>
+                  </pic:blipFill>
+                  <pic:spPr>
+                    <a:xfrm>
+                      <a:off x="0" y="0"/>
+                      <a:ext cx="4023848" cy="3962062"/>
+                    </a:xfrm>
+                    <a:prstGeom prst="rect">
+                      <a:avLst/>
+                    </a:prstGeom>
+                  </pic:spPr>
+                </pic:pic>
+              </a:graphicData>
+            </a:graphic>
+          </wp:inline>
+        </w:drawing>
+      </w:r>
+    </w:p>
+    <w:p>
+      <w:pPr>
+        <w:pStyle w:val="Prrafodelista"/>
+        <w:jc w:val="center"/>
+        <w:rPr>
+          <w:rFonts w:ascii="Arial" w:hAnsi="Arial" w:cs="Arial"/>
+          <w:b/>
+          <w:bCs/>
+          <w:sz w:val="22"/>
+          <w:szCs w:val="22"/>
+        </w:rPr>
+      </w:pPr>
+    </w:p>
+    <w:p>
+      <w:pPr>
+        <w:pStyle w:val="Prrafodelista"/>
+        <w:numPr>
+          <w:ilvl w:val="0"/>
+          <w:numId w:val="4"/>
+        </w:numPr>
+        <w:rPr>
+          <w:rFonts w:ascii="Arial" w:hAnsi="Arial" w:cs="Arial"/>
+          <w:b/>
+          <w:bCs/>
+          <w:sz w:val="22"/>
+          <w:szCs w:val="22"/>
+        </w:rPr>
+      </w:pPr>
+      <w:r>
+        <w:rPr>
+          <w:rFonts w:ascii="Arial" w:hAnsi="Arial" w:cs="Arial"/>
+          <w:b/>
+          <w:bCs/>
+          <w:sz w:val="22"/>
+          <w:szCs w:val="22"/>
+        </w:rPr>
+        <w:t xml:space="preserve">Actualizar </w:t>
+      </w:r>
+      <w:r>
+        <w:rPr>
+          <w:rFonts w:ascii="Arial" w:hAnsi="Arial" w:cs="Arial"/>
+          <w:b/>
+          <w:bCs/>
+          <w:sz w:val="22"/>
+          <w:szCs w:val="22"/>
+        </w:rPr>
+        <w:t xml:space="preserve">Usuario </w:t>
+      </w:r>
+    </w:p>
+    <w:p>
+      <w:pPr>
+        <w:pStyle w:val="Prrafodelista"/>
+        <w:numPr>
+          <w:ilvl w:val="1"/>
+          <w:numId w:val="4"/>
+        </w:numPr>
+        <w:rPr>
+          <w:rFonts w:ascii="Arial" w:hAnsi="Arial" w:cs="Arial"/>
+          <w:b/>
+          <w:bCs/>
+          <w:sz w:val="22"/>
+          <w:szCs w:val="22"/>
+        </w:rPr>
+      </w:pPr>
+      <w:r>
+        <w:rPr>
+          <w:rFonts w:ascii="Arial" w:hAnsi="Arial" w:cs="Arial"/>
+          <w:b/>
+          <w:bCs/>
+          <w:sz w:val="22"/>
+          <w:szCs w:val="22"/>
+        </w:rPr>
+        <w:t xml:space="preserve">Generación </w:t>
+      </w:r>
+      <w:r>
+        <w:rPr>
+          <w:rFonts w:ascii="Arial" w:hAnsi="Arial" w:cs="Arial"/>
+          <w:b/>
+          <w:bCs/>
+          <w:sz w:val="22"/>
+          <w:szCs w:val="22"/>
+        </w:rPr>
+        <w:t>De Token</w:t>
+      </w:r>
+    </w:p>
+    <w:p>
+      <w:pPr>
+        <w:pStyle w:val="Prrafodelista"/>
+        <w:rPr>
+          <w:rFonts w:ascii="Arial" w:hAnsi="Arial" w:cs="Arial"/>
+          <w:b/>
+          <w:bCs/>
+          <w:sz w:val="22"/>
+          <w:szCs w:val="22"/>
+        </w:rPr>
+      </w:pPr>
+    </w:p>
+    <w:p>
+      <w:pPr>
+        <w:pStyle w:val="Prrafodelista"/>
+        <w:jc w:val="center"/>
+        <w:rPr>
+          <w:rFonts w:ascii="Arial" w:hAnsi="Arial" w:cs="Arial"/>
+          <w:b/>
+          <w:bCs/>
+          <w:sz w:val="22"/>
+          <w:szCs w:val="22"/>
+        </w:rPr>
+      </w:pPr>
+      <w:r>
+        <w:rPr>
+          <w:rFonts w:ascii="Arial" w:hAnsi="Arial" w:cs="Arial"/>
+          <w:b/>
+          <w:bCs/>
+          <w:noProof/>
+          <w:sz w:val="22"/>
+          <w:szCs w:val="22"/>
+        </w:rPr>
+        <w:drawing>
+          <wp:inline distT="0" distB="0" distL="0" distR="0" wp14:anchorId="043E6E31" wp14:editId="2CEB506A">
+            <wp:extent cx="5578619" cy="1924050"/>
+            <wp:effectExtent l="0" t="0" r="3175" b="0"/>
+            <wp:docPr id="1891568370" name="Imagen 12"/>
+            <wp:cNvGraphicFramePr>
+              <a:graphicFrameLocks xmlns:a="http://schemas.openxmlformats.org/drawingml/2006/main" noChangeAspect="1"/>
+            </wp:cNvGraphicFramePr>
+            <a:graphic xmlns:a="http://schemas.openxmlformats.org/drawingml/2006/main">
+              <a:graphicData uri="http://schemas.openxmlformats.org/drawingml/2006/picture">
+                <pic:pic xmlns:pic="http://schemas.openxmlformats.org/drawingml/2006/picture">
+                  <pic:nvPicPr>
+                    <pic:cNvPr id="0" name="Picture 2"/>
+                    <pic:cNvPicPr>
+                      <a:picLocks noChangeAspect="1" noChangeArrowheads="1"/>
+                    </pic:cNvPicPr>
+                  </pic:nvPicPr>
+                  <pic:blipFill>
+                    <a:blip r:embed="rId46">
+                      <a:extLst>
+                        <a:ext uri="{28A0092B-C50C-407E-A947-70E740481C1C}">
+                          <a14:useLocalDpi xmlns:a14="http://schemas.microsoft.com/office/drawing/2010/main" val="0"/>
+                        </a:ext>
+                      </a:extLst>
+                    </a:blip>
+                    <a:srcRect/>
+                    <a:stretch>
+                      <a:fillRect/>
+                    </a:stretch>
+                  </pic:blipFill>
+                  <pic:spPr bwMode="auto">
+                    <a:xfrm>
+                      <a:off x="0" y="0"/>
+                      <a:ext cx="5596463" cy="1930205"/>
+                    </a:xfrm>
+                    <a:prstGeom prst="rect">
+                      <a:avLst/>
+                    </a:prstGeom>
+                    <a:noFill/>
+                  </pic:spPr>
+                </pic:pic>
+              </a:graphicData>
+            </a:graphic>
+          </wp:inline>
+        </w:drawing>
+      </w:r>
+    </w:p>
+    <w:p>
+      <w:pPr>
+        <w:pStyle w:val="Prrafodelista"/>
+        <w:jc w:val="center"/>
+        <w:rPr>
+          <w:rFonts w:ascii="Arial" w:hAnsi="Arial" w:cs="Arial"/>
+          <w:b/>
+          <w:bCs/>
+          <w:sz w:val="22"/>
+          <w:szCs w:val="22"/>
+        </w:rPr>
+      </w:pPr>
+    </w:p>
+    <w:p>
+      <w:pPr>
+        <w:pStyle w:val="Prrafodelista"/>
+        <w:jc w:val="center"/>
+        <w:rPr>
+          <w:rFonts w:ascii="Arial" w:hAnsi="Arial" w:cs="Arial"/>
+          <w:b/>
+          <w:bCs/>
+          <w:sz w:val="22"/>
+          <w:szCs w:val="22"/>
+        </w:rPr>
+      </w:pPr>
+      <w:r>
+        <w:rPr>
+          <w:rFonts w:ascii="Arial" w:hAnsi="Arial" w:cs="Arial"/>
+          <w:b/>
+          <w:bCs/>
+          <w:noProof/>
+          <w:sz w:val="22"/>
+          <w:szCs w:val="22"/>
+        </w:rPr>
+        <w:lastRenderedPageBreak/>
+        <w:drawing>
+          <wp:inline distT="0" distB="0" distL="0" distR="0" wp14:anchorId="36E5AE93" wp14:editId="372C8E6F">
+            <wp:extent cx="5041043" cy="4476750"/>
+            <wp:effectExtent l="0" t="0" r="7620" b="0"/>
+            <wp:docPr id="1401983982" name="Imagen 14"/>
+            <wp:cNvGraphicFramePr>
+              <a:graphicFrameLocks xmlns:a="http://schemas.openxmlformats.org/drawingml/2006/main" noChangeAspect="1"/>
+            </wp:cNvGraphicFramePr>
+            <a:graphic xmlns:a="http://schemas.openxmlformats.org/drawingml/2006/main">
+              <a:graphicData uri="http://schemas.openxmlformats.org/drawingml/2006/picture">
+                <pic:pic xmlns:pic="http://schemas.openxmlformats.org/drawingml/2006/picture">
+                  <pic:nvPicPr>
+                    <pic:cNvPr id="0" name="Picture 4"/>
+                    <pic:cNvPicPr>
+                      <a:picLocks noChangeAspect="1" noChangeArrowheads="1"/>
+                    </pic:cNvPicPr>
+                  </pic:nvPicPr>
+                  <pic:blipFill>
+                    <a:blip r:embed="rId47">
+                      <a:extLst>
+                        <a:ext uri="{28A0092B-C50C-407E-A947-70E740481C1C}">
+                          <a14:useLocalDpi xmlns:a14="http://schemas.microsoft.com/office/drawing/2010/main" val="0"/>
+                        </a:ext>
+                      </a:extLst>
+                    </a:blip>
+                    <a:srcRect/>
+                    <a:stretch>
+                      <a:fillRect/>
+                    </a:stretch>
+                  </pic:blipFill>
+                  <pic:spPr bwMode="auto">
+                    <a:xfrm>
+                      <a:off x="0" y="0"/>
+                      <a:ext cx="5080047" cy="4511388"/>
+                    </a:xfrm>
+                    <a:prstGeom prst="rect">
+                      <a:avLst/>
+                    </a:prstGeom>
+                    <a:noFill/>
+                  </pic:spPr>
+                </pic:pic>
+              </a:graphicData>
+            </a:graphic>
+          </wp:inline>
+        </w:drawing>
+      </w:r>
+    </w:p>
+    <w:p>
+      <w:pPr>
+        <w:pStyle w:val="Prrafodelista"/>
+        <w:jc w:val="center"/>
+        <w:rPr>
+          <w:rFonts w:ascii="Arial" w:hAnsi="Arial" w:cs="Arial"/>
+          <w:b/>
+          <w:bCs/>
+          <w:sz w:val="22"/>
+          <w:szCs w:val="22"/>
+        </w:rPr>
+      </w:pPr>
+    </w:p>
+    <w:p>
+      <w:pPr>
+        <w:pStyle w:val="Prrafodelista"/>
+        <w:numPr>
+          <w:ilvl w:val="1"/>
+          <w:numId w:val="4"/>
+        </w:numPr>
+        <w:rPr>
+          <w:rFonts w:ascii="Arial" w:hAnsi="Arial" w:cs="Arial"/>
+          <w:b/>
+          <w:bCs/>
+          <w:sz w:val="22"/>
+          <w:szCs w:val="22"/>
+        </w:rPr>
+      </w:pPr>
+      <w:r>
+        <w:rPr>
+          <w:rFonts w:ascii="Arial" w:hAnsi="Arial" w:cs="Arial"/>
+          <w:b/>
+          <w:bCs/>
+          <w:sz w:val="22"/>
+          <w:szCs w:val="22"/>
+        </w:rPr>
+        <w:t xml:space="preserve">Acceso </w:t>
+      </w:r>
+      <w:r>
+        <w:rPr>
+          <w:rFonts w:ascii="Arial" w:hAnsi="Arial" w:cs="Arial"/>
+          <w:b/>
+          <w:bCs/>
+          <w:sz w:val="22"/>
+          <w:szCs w:val="22"/>
+        </w:rPr>
+        <w:t>Al Perfil</w:t>
+      </w:r>
+    </w:p>
+    <w:p>
+      <w:pPr>
+        <w:pStyle w:val="Prrafodelista"/>
+        <w:rPr>
+          <w:rFonts w:ascii="Arial" w:hAnsi="Arial" w:cs="Arial"/>
+          <w:b/>
+          <w:bCs/>
+          <w:sz w:val="22"/>
+          <w:szCs w:val="22"/>
+        </w:rPr>
+      </w:pPr>
+    </w:p>
+    <w:p>
+      <w:pPr>
+        <w:pStyle w:val="Prrafodelista"/>
+        <w:rPr>
+          <w:rFonts w:ascii="Arial" w:hAnsi="Arial" w:cs="Arial"/>
+          <w:b/>
+          <w:bCs/>
+          <w:sz w:val="22"/>
+          <w:szCs w:val="22"/>
+        </w:rPr>
+      </w:pPr>
+      <w:r>
+        <w:rPr>
+          <w:rFonts w:ascii="Arial" w:hAnsi="Arial" w:cs="Arial"/>
+          <w:b/>
+          <w:bCs/>
+          <w:noProof/>
+          <w:sz w:val="22"/>
+          <w:szCs w:val="22"/>
+        </w:rPr>
+        <w:drawing>
+          <wp:inline distT="0" distB="0" distL="0" distR="0" wp14:anchorId="051FAF55" wp14:editId="23F3663F">
+            <wp:extent cx="5050873" cy="3362325"/>
+            <wp:effectExtent l="0" t="0" r="0" b="0"/>
+            <wp:docPr id="1919193430" name="Imagen 15"/>
+            <wp:cNvGraphicFramePr>
+              <a:graphicFrameLocks xmlns:a="http://schemas.openxmlformats.org/drawingml/2006/main" noChangeAspect="1"/>
+            </wp:cNvGraphicFramePr>
+            <a:graphic xmlns:a="http://schemas.openxmlformats.org/drawingml/2006/main">
+              <a:graphicData uri="http://schemas.openxmlformats.org/drawingml/2006/picture">
+                <pic:pic xmlns:pic="http://schemas.openxmlformats.org/drawingml/2006/picture">
+                  <pic:nvPicPr>
+                    <pic:cNvPr id="0" name="Picture 5"/>
+                    <pic:cNvPicPr>
+                      <a:picLocks noChangeAspect="1" noChangeArrowheads="1"/>
+                    </pic:cNvPicPr>
+                  </pic:nvPicPr>
+                  <pic:blipFill>
+                    <a:blip r:embed="rId48">
+                      <a:extLst>
+                        <a:ext uri="{28A0092B-C50C-407E-A947-70E740481C1C}">
+                          <a14:useLocalDpi xmlns:a14="http://schemas.microsoft.com/office/drawing/2010/main" val="0"/>
+                        </a:ext>
+                      </a:extLst>
+                    </a:blip>
+                    <a:srcRect/>
+                    <a:stretch>
+                      <a:fillRect/>
+                    </a:stretch>
+                  </pic:blipFill>
+                  <pic:spPr bwMode="auto">
+                    <a:xfrm>
+                      <a:off x="0" y="0"/>
+                      <a:ext cx="5065312" cy="3371937"/>
+                    </a:xfrm>
+                    <a:prstGeom prst="rect">
+                      <a:avLst/>
+                    </a:prstGeom>
+                    <a:noFill/>
+                  </pic:spPr>
+                </pic:pic>
+              </a:graphicData>
+            </a:graphic>
+          </wp:inline>
+        </w:drawing>
+      </w:r>
+    </w:p>
+    <w:p>
+      <w:pPr>
+        <w:pStyle w:val="Prrafodelista"/>
+        <w:rPr>
+          <w:rFonts w:ascii="Arial" w:hAnsi="Arial" w:cs="Arial"/>
+          <w:b/>
+          <w:bCs/>
+          <w:sz w:val="22"/>
+          <w:szCs w:val="22"/>
+        </w:rPr>
+      </w:pPr>
+    </w:p>
+    <w:p>
+      <w:pPr>
+        <w:pStyle w:val="Prrafodelista"/>
+        <w:rPr>
+          <w:rFonts w:ascii="Arial" w:hAnsi="Arial" w:cs="Arial"/>
+          <w:b/>
+          <w:bCs/>
+          <w:sz w:val="22"/>
+          <w:szCs w:val="22"/>
+        </w:rPr>
+      </w:pPr>
+    </w:p>
+    <w:p>
+      <w:pPr>
+        <w:pStyle w:val="Prrafodelista"/>
+        <w:numPr>
+          <w:ilvl w:val="0"/>
+          <w:numId w:val="4"/>
+        </w:numPr>
+        <w:rPr>
+          <w:rFonts w:ascii="Arial" w:hAnsi="Arial" w:cs="Arial"/>
+          <w:b/>
+          <w:bCs/>
+          <w:sz w:val="22"/>
+          <w:szCs w:val="22"/>
+        </w:rPr>
+      </w:pPr>
+      <w:r>
+        <w:rPr>
+          <w:rFonts w:ascii="Arial" w:hAnsi="Arial" w:cs="Arial"/>
+          <w:b/>
+          <w:bCs/>
+          <w:sz w:val="22"/>
+          <w:szCs w:val="22"/>
+        </w:rPr>
+        <w:lastRenderedPageBreak/>
+        <w:t>Eliminar Usuario</w:t>
+      </w:r>
+    </w:p>
+    <w:p>
+      <w:pPr>
+        <w:jc w:val="center"/>
+        <w:rPr>
+          <w:rFonts w:ascii="Arial" w:hAnsi="Arial" w:cs="Arial"/>
+          <w:b/>
+          <w:bCs/>
+          <w:sz w:val="22"/>
+          <w:szCs w:val="22"/>
+        </w:rPr>
+      </w:pPr>
+      <w:r>
+        <w:rPr>
+          <w:rFonts w:ascii="Arial" w:hAnsi="Arial" w:cs="Arial"/>
+          <w:b/>
+          <w:bCs/>
+          <w:noProof/>
+          <w:sz w:val="22"/>
+          <w:szCs w:val="22"/>
+        </w:rPr>
+        <w:drawing>
+          <wp:inline distT="0" distB="0" distL="0" distR="0" wp14:anchorId="0082C647" wp14:editId="13CA9AF1">
+            <wp:extent cx="5828685" cy="2122998"/>
+            <wp:effectExtent l="0" t="0" r="635" b="0"/>
+            <wp:docPr id="1785591962" name="Imagen 25"/>
+            <wp:cNvGraphicFramePr>
+              <a:graphicFrameLocks xmlns:a="http://schemas.openxmlformats.org/drawingml/2006/main" noChangeAspect="1"/>
+            </wp:cNvGraphicFramePr>
+            <a:graphic xmlns:a="http://schemas.openxmlformats.org/drawingml/2006/main">
+              <a:graphicData uri="http://schemas.openxmlformats.org/drawingml/2006/picture">
+                <pic:pic xmlns:pic="http://schemas.openxmlformats.org/drawingml/2006/picture">
+                  <pic:nvPicPr>
+                    <pic:cNvPr id="0" name="Picture 14"/>
+                    <pic:cNvPicPr>
+                      <a:picLocks noChangeAspect="1" noChangeArrowheads="1"/>
+                    </pic:cNvPicPr>
+                  </pic:nvPicPr>
+                  <pic:blipFill>
+                    <a:blip r:embed="rId49">
+                      <a:extLst>
+                        <a:ext uri="{28A0092B-C50C-407E-A947-70E740481C1C}">
+                          <a14:useLocalDpi xmlns:a14="http://schemas.microsoft.com/office/drawing/2010/main" val="0"/>
+                        </a:ext>
+                      </a:extLst>
+                    </a:blip>
+                    <a:srcRect/>
+                    <a:stretch>
+                      <a:fillRect/>
+                    </a:stretch>
+                  </pic:blipFill>
+                  <pic:spPr bwMode="auto">
+                    <a:xfrm>
+                      <a:off x="0" y="0"/>
+                      <a:ext cx="5857150" cy="2133366"/>
+                    </a:xfrm>
+                    <a:prstGeom prst="rect">
+                      <a:avLst/>
+                    </a:prstGeom>
+                    <a:noFill/>
+                  </pic:spPr>
+                </pic:pic>
+              </a:graphicData>
+            </a:graphic>
+          </wp:inline>
+        </w:drawing>
+      </w:r>
+    </w:p>
+    <w:p>
+      <w:pPr>
+        <w:pStyle w:val="Prrafodelista"/>
+        <w:rPr>
+          <w:rFonts w:ascii="Arial" w:hAnsi="Arial" w:cs="Arial"/>
+          <w:b/>
+          <w:bCs/>
+          <w:sz w:val="22"/>
+          <w:szCs w:val="22"/>
+        </w:rPr>
+      </w:pPr>
+    </w:p>
+    <w:p>
+      <w:pPr>
+        <w:jc w:val="center"/>
+        <w:rPr>
+          <w:rFonts w:ascii="Arial" w:hAnsi="Arial" w:cs="Arial"/>
+          <w:b/>
+          <w:bCs/>
+          <w:sz w:val="22"/>
+          <w:szCs w:val="22"/>
+        </w:rPr>
+      </w:pPr>
+      <w:r>
+        <w:rPr>
+          <w:noProof/>
+        </w:rPr>
+        <w:drawing>
+          <wp:inline distT="0" distB="0" distL="0" distR="0" wp14:anchorId="183148E9" wp14:editId="7AC5FBCB">
+            <wp:extent cx="5390445" cy="3554233"/>
+            <wp:effectExtent l="0" t="0" r="1270" b="8255"/>
+            <wp:docPr id="2036092460" name="Imagen 26"/>
+            <wp:cNvGraphicFramePr>
+              <a:graphicFrameLocks xmlns:a="http://schemas.openxmlformats.org/drawingml/2006/main" noChangeAspect="1"/>
+            </wp:cNvGraphicFramePr>
+            <a:graphic xmlns:a="http://schemas.openxmlformats.org/drawingml/2006/main">
+              <a:graphicData uri="http://schemas.openxmlformats.org/drawingml/2006/picture">
+                <pic:pic xmlns:pic="http://schemas.openxmlformats.org/drawingml/2006/picture">
+                  <pic:nvPicPr>
+                    <pic:cNvPr id="0" name="Picture 15"/>
+                    <pic:cNvPicPr>
+                      <a:picLocks noChangeAspect="1" noChangeArrowheads="1"/>
+                    </pic:cNvPicPr>
+                  </pic:nvPicPr>
+                  <pic:blipFill>
+                    <a:blip r:embed="rId50">
+                      <a:extLst>
+                        <a:ext uri="{28A0092B-C50C-407E-A947-70E740481C1C}">
+                          <a14:useLocalDpi xmlns:a14="http://schemas.microsoft.com/office/drawing/2010/main" val="0"/>
+                        </a:ext>
+                      </a:extLst>
+                    </a:blip>
+                    <a:srcRect/>
+                    <a:stretch>
+                      <a:fillRect/>
+                    </a:stretch>
+                  </pic:blipFill>
+                  <pic:spPr bwMode="auto">
+                    <a:xfrm>
+                      <a:off x="0" y="0"/>
+                      <a:ext cx="5422905" cy="3575636"/>
+                    </a:xfrm>
+                    <a:prstGeom prst="rect">
+                      <a:avLst/>
+                    </a:prstGeom>
+                    <a:noFill/>
+                  </pic:spPr>
+                </pic:pic>
+              </a:graphicData>
+            </a:graphic>
+          </wp:inline>
+        </w:drawing>
+      </w:r>
+    </w:p>
+    <w:p>
+      <w:pPr>
+        <w:rPr>
+          <w:rFonts w:ascii="Arial" w:hAnsi="Arial" w:cs="Arial"/>
+          <w:b/>
+          <w:bCs/>
+          <w:sz w:val="22"/>
+          <w:szCs w:val="22"/>
+        </w:rPr>
+      </w:pPr>
+    </w:p>
+    <w:p>
+      <w:pPr>
+        <w:rPr>
+          <w:rFonts w:ascii="Arial" w:hAnsi="Arial" w:cs="Arial"/>
+          <w:b/>
+          <w:bCs/>
+          <w:sz w:val="22"/>
+          <w:szCs w:val="22"/>
+        </w:rPr>
+      </w:pPr>
+    </w:p>
+    <w:p>
+      <w:pPr>
+        <w:rPr>
+          <w:rFonts w:ascii="Arial" w:hAnsi="Arial" w:cs="Arial"/>
+          <w:b/>
+          <w:bCs/>
+          <w:sz w:val="22"/>
+          <w:szCs w:val="22"/>
+        </w:rPr>
+      </w:pPr>
+    </w:p>
+    <w:p>
+      <w:pPr>
+        <w:rPr>
+          <w:rFonts w:ascii="Arial" w:hAnsi="Arial" w:cs="Arial"/>
+          <w:b/>
+          <w:bCs/>
+          <w:sz w:val="22"/>
+          <w:szCs w:val="22"/>
+        </w:rPr>
+      </w:pPr>
+    </w:p>
+    <w:p>
+      <w:pPr>
+        <w:rPr>
+          <w:rFonts w:ascii="Arial" w:hAnsi="Arial" w:cs="Arial"/>
+          <w:b/>
+          <w:bCs/>
+          <w:sz w:val="22"/>
+          <w:szCs w:val="22"/>
+        </w:rPr>
+      </w:pPr>
+    </w:p>
+    <w:p>
+      <w:pPr>
+        <w:rPr>
+          <w:rFonts w:ascii="Arial" w:hAnsi="Arial" w:cs="Arial"/>
+          <w:b/>
+          <w:bCs/>
+          <w:sz w:val="22"/>
+          <w:szCs w:val="22"/>
+        </w:rPr>
+      </w:pPr>
+    </w:p>
+    <w:p>
+      <w:pPr>
+        <w:rPr>
+          <w:rFonts w:ascii="Arial" w:hAnsi="Arial" w:cs="Arial"/>
+          <w:b/>
+          <w:bCs/>
+          <w:sz w:val="22"/>
+          <w:szCs w:val="22"/>
+        </w:rPr>
+      </w:pPr>
+    </w:p>
+    <w:p>
+      <w:pPr>
+        <w:rPr>
+          <w:rFonts w:ascii="Arial" w:hAnsi="Arial" w:cs="Arial"/>
+          <w:b/>
+          <w:bCs/>
+          <w:sz w:val="22"/>
+          <w:szCs w:val="22"/>
+        </w:rPr>
+      </w:pPr>
+    </w:p>
+    <w:p>
+      <w:pPr>
+        <w:rPr>
+          <w:rFonts w:ascii="Arial" w:hAnsi="Arial" w:cs="Arial"/>
+          <w:b/>
+          <w:bCs/>
+          <w:sz w:val="22"/>
+          <w:szCs w:val="22"/>
+        </w:rPr>
+      </w:pPr>
+      <w:r>
+        <w:rPr>
+          <w:rFonts w:ascii="Arial" w:hAnsi="Arial" w:cs="Arial"/>
+          <w:b/>
+          <w:bCs/>
+          <w:sz w:val="22"/>
+          <w:szCs w:val="22"/>
+        </w:rPr>
+        <w:lastRenderedPageBreak/>
+        <w:t>SERVICIO DE AUTORIZACIÓN</w:t>
+      </w:r>
+    </w:p>
+    <w:p>
+      <w:pPr>
+        <w:pStyle w:val="Prrafodelista"/>
+        <w:numPr>
+          <w:ilvl w:val="0"/>
+          <w:numId w:val="4"/>
+        </w:numPr>
+        <w:rPr>
+          <w:rFonts w:ascii="Arial" w:hAnsi="Arial" w:cs="Arial"/>
+          <w:b/>
+          <w:bCs/>
+          <w:sz w:val="22"/>
+          <w:szCs w:val="22"/>
+        </w:rPr>
+      </w:pPr>
+      <w:r>
+        <w:rPr>
+          <w:rFonts w:ascii="Arial" w:hAnsi="Arial" w:cs="Arial"/>
+          <w:b/>
+          <w:bCs/>
+          <w:sz w:val="22"/>
+          <w:szCs w:val="22"/>
+        </w:rPr>
+        <w:t>Creación De Roles</w:t>
+      </w:r>
+    </w:p>
+    <w:p>
+      <w:pPr>
+        <w:pStyle w:val="Prrafodelista"/>
+        <w:numPr>
+          <w:ilvl w:val="1"/>
+          <w:numId w:val="4"/>
+        </w:numPr>
+        <w:rPr>
+          <w:rFonts w:ascii="Arial" w:hAnsi="Arial" w:cs="Arial"/>
+          <w:b/>
+          <w:bCs/>
+          <w:sz w:val="22"/>
+          <w:szCs w:val="22"/>
+        </w:rPr>
+      </w:pPr>
+      <w:r>
+        <w:rPr>
+          <w:rFonts w:ascii="Arial" w:hAnsi="Arial" w:cs="Arial"/>
+          <w:b/>
+          <w:bCs/>
+          <w:sz w:val="22"/>
+          <w:szCs w:val="22"/>
+        </w:rPr>
+        <w:t>ADMIN</w:t>
+      </w:r>
+    </w:p>
+    <w:p>
+      <w:pPr>
+        <w:jc w:val="center"/>
+        <w:rPr>
+          <w:rFonts w:ascii="Arial" w:hAnsi="Arial" w:cs="Arial"/>
+          <w:b/>
+          <w:bCs/>
+          <w:sz w:val="22"/>
+          <w:szCs w:val="22"/>
+        </w:rPr>
+      </w:pPr>
+      <w:r>
+        <w:rPr>
+          <w:rFonts w:ascii="Arial" w:hAnsi="Arial" w:cs="Arial"/>
+          <w:b/>
+          <w:bCs/>
+          <w:noProof/>
+          <w:sz w:val="22"/>
+          <w:szCs w:val="22"/>
+        </w:rPr>
+        <w:drawing>
+          <wp:inline distT="0" distB="0" distL="0" distR="0" wp14:anchorId="52E75714" wp14:editId="1B6A0B63">
+            <wp:extent cx="4606415" cy="3724275"/>
+            <wp:effectExtent l="0" t="0" r="3810" b="0"/>
+            <wp:docPr id="2063739964" name="Imagen 19"/>
+            <wp:cNvGraphicFramePr>
+              <a:graphicFrameLocks xmlns:a="http://schemas.openxmlformats.org/drawingml/2006/main" noChangeAspect="1"/>
+            </wp:cNvGraphicFramePr>
+            <a:graphic xmlns:a="http://schemas.openxmlformats.org/drawingml/2006/main">
+              <a:graphicData uri="http://schemas.openxmlformats.org/drawingml/2006/picture">
+                <pic:pic xmlns:pic="http://schemas.openxmlformats.org/drawingml/2006/picture">
+                  <pic:nvPicPr>
+                    <pic:cNvPr id="0" name="Picture 8"/>
+                    <pic:cNvPicPr>
+                      <a:picLocks noChangeAspect="1" noChangeArrowheads="1"/>
+                    </pic:cNvPicPr>
+                  </pic:nvPicPr>
+                  <pic:blipFill>
+                    <a:blip r:embed="rId51">
+                      <a:extLst>
+                        <a:ext uri="{28A0092B-C50C-407E-A947-70E740481C1C}">
+                          <a14:useLocalDpi xmlns:a14="http://schemas.microsoft.com/office/drawing/2010/main" val="0"/>
+                        </a:ext>
+                      </a:extLst>
+                    </a:blip>
+                    <a:srcRect/>
+                    <a:stretch>
+                      <a:fillRect/>
+                    </a:stretch>
+                  </pic:blipFill>
+                  <pic:spPr bwMode="auto">
+                    <a:xfrm>
+                      <a:off x="0" y="0"/>
+                      <a:ext cx="4619624" cy="3734955"/>
+                    </a:xfrm>
+                    <a:prstGeom prst="rect">
+                      <a:avLst/>
+                    </a:prstGeom>
+                    <a:noFill/>
+                  </pic:spPr>
+                </pic:pic>
+              </a:graphicData>
+            </a:graphic>
+          </wp:inline>
+        </w:drawing>
+      </w:r>
+    </w:p>
+    <w:p>
+      <w:pPr>
+        <w:pStyle w:val="Prrafodelista"/>
+        <w:numPr>
+          <w:ilvl w:val="1"/>
+          <w:numId w:val="4"/>
+        </w:numPr>
+        <w:rPr>
+          <w:rFonts w:ascii="Arial" w:hAnsi="Arial" w:cs="Arial"/>
+          <w:b/>
+          <w:bCs/>
+          <w:sz w:val="22"/>
+          <w:szCs w:val="22"/>
+        </w:rPr>
+      </w:pPr>
+      <w:r>
+        <w:rPr>
+          <w:rFonts w:ascii="Arial" w:hAnsi="Arial" w:cs="Arial"/>
+          <w:b/>
+          <w:bCs/>
+          <w:sz w:val="22"/>
+          <w:szCs w:val="22"/>
+        </w:rPr>
+        <w:t>USUARIO</w:t>
+      </w:r>
+    </w:p>
+    <w:p>
+      <w:pPr>
+        <w:jc w:val="center"/>
+        <w:rPr>
+          <w:rFonts w:ascii="Arial" w:hAnsi="Arial" w:cs="Arial"/>
+          <w:b/>
+          <w:bCs/>
+          <w:sz w:val="22"/>
+          <w:szCs w:val="22"/>
+        </w:rPr>
+      </w:pPr>
+      <w:r>
+        <w:rPr>
+          <w:rFonts w:ascii="Arial" w:hAnsi="Arial" w:cs="Arial"/>
+          <w:b/>
+          <w:bCs/>
+          <w:noProof/>
+          <w:sz w:val="22"/>
+          <w:szCs w:val="22"/>
+        </w:rPr>
+        <w:drawing>
+          <wp:inline distT="0" distB="0" distL="0" distR="0" wp14:anchorId="57807B0F" wp14:editId="4119CDB4">
+            <wp:extent cx="4629150" cy="3786252"/>
+            <wp:effectExtent l="0" t="0" r="0" b="5080"/>
+            <wp:docPr id="717433292" name="Imagen 20"/>
+            <wp:cNvGraphicFramePr>
+              <a:graphicFrameLocks xmlns:a="http://schemas.openxmlformats.org/drawingml/2006/main" noChangeAspect="1"/>
+            </wp:cNvGraphicFramePr>
+            <a:graphic xmlns:a="http://schemas.openxmlformats.org/drawingml/2006/main">
+              <a:graphicData uri="http://schemas.openxmlformats.org/drawingml/2006/picture">
+                <pic:pic xmlns:pic="http://schemas.openxmlformats.org/drawingml/2006/picture">
+                  <pic:nvPicPr>
+                    <pic:cNvPr id="0" name="Picture 9"/>
+                    <pic:cNvPicPr>
+                      <a:picLocks noChangeAspect="1" noChangeArrowheads="1"/>
+                    </pic:cNvPicPr>
+                  </pic:nvPicPr>
+                  <pic:blipFill>
+                    <a:blip r:embed="rId52">
+                      <a:extLst>
+                        <a:ext uri="{28A0092B-C50C-407E-A947-70E740481C1C}">
+                          <a14:useLocalDpi xmlns:a14="http://schemas.microsoft.com/office/drawing/2010/main" val="0"/>
+                        </a:ext>
+                      </a:extLst>
+                    </a:blip>
+                    <a:srcRect/>
+                    <a:stretch>
+                      <a:fillRect/>
+                    </a:stretch>
+                  </pic:blipFill>
+                  <pic:spPr bwMode="auto">
+                    <a:xfrm>
+                      <a:off x="0" y="0"/>
+                      <a:ext cx="4643484" cy="3797976"/>
+                    </a:xfrm>
+                    <a:prstGeom prst="rect">
+                      <a:avLst/>
+                    </a:prstGeom>
+                    <a:noFill/>
+                  </pic:spPr>
+                </pic:pic>
+              </a:graphicData>
+            </a:graphic>
+          </wp:inline>
+        </w:drawing>
+      </w:r>
+    </w:p>
+    <w:p>
+      <w:pPr>
+        <w:pStyle w:val="Prrafodelista"/>
+        <w:numPr>
+          <w:ilvl w:val="1"/>
+          <w:numId w:val="4"/>
+        </w:numPr>
+        <w:rPr>
+          <w:rFonts w:ascii="Arial" w:hAnsi="Arial" w:cs="Arial"/>
+          <w:b/>
+          <w:bCs/>
+          <w:sz w:val="22"/>
+          <w:szCs w:val="22"/>
+        </w:rPr>
+      </w:pPr>
+      <w:r>
+        <w:rPr>
+          <w:rFonts w:ascii="Arial" w:hAnsi="Arial" w:cs="Arial"/>
+          <w:b/>
+          <w:bCs/>
+          <w:sz w:val="22"/>
+          <w:szCs w:val="22"/>
+        </w:rPr>
+        <w:lastRenderedPageBreak/>
+        <w:t>AUDITOR</w:t>
+      </w:r>
+    </w:p>
+    <w:p>
+      <w:pPr>
+        <w:jc w:val="center"/>
+        <w:rPr>
+          <w:rFonts w:ascii="Arial" w:hAnsi="Arial" w:cs="Arial"/>
+          <w:b/>
+          <w:bCs/>
+          <w:sz w:val="22"/>
+          <w:szCs w:val="22"/>
+        </w:rPr>
+      </w:pPr>
+      <w:r>
+        <w:rPr>
+          <w:rFonts w:ascii="Arial" w:hAnsi="Arial" w:cs="Arial"/>
+          <w:b/>
+          <w:bCs/>
+          <w:noProof/>
+          <w:sz w:val="22"/>
+          <w:szCs w:val="22"/>
+        </w:rPr>
+        <w:drawing>
+          <wp:inline distT="0" distB="0" distL="0" distR="0" wp14:anchorId="137A980A" wp14:editId="731F6D6F">
+            <wp:extent cx="4736407" cy="3801101"/>
+            <wp:effectExtent l="0" t="0" r="7620" b="9525"/>
+            <wp:docPr id="1879438645" name="Imagen 21"/>
+            <wp:cNvGraphicFramePr>
+              <a:graphicFrameLocks xmlns:a="http://schemas.openxmlformats.org/drawingml/2006/main" noChangeAspect="1"/>
+            </wp:cNvGraphicFramePr>
+            <a:graphic xmlns:a="http://schemas.openxmlformats.org/drawingml/2006/main">
+              <a:graphicData uri="http://schemas.openxmlformats.org/drawingml/2006/picture">
+                <pic:pic xmlns:pic="http://schemas.openxmlformats.org/drawingml/2006/picture">
+                  <pic:nvPicPr>
+                    <pic:cNvPr id="0" name="Picture 10"/>
+                    <pic:cNvPicPr>
+                      <a:picLocks noChangeAspect="1" noChangeArrowheads="1"/>
+                    </pic:cNvPicPr>
+                  </pic:nvPicPr>
+                  <pic:blipFill>
+                    <a:blip r:embed="rId53">
+                      <a:extLst>
+                        <a:ext uri="{28A0092B-C50C-407E-A947-70E740481C1C}">
+                          <a14:useLocalDpi xmlns:a14="http://schemas.microsoft.com/office/drawing/2010/main" val="0"/>
+                        </a:ext>
+                      </a:extLst>
+                    </a:blip>
+                    <a:srcRect/>
+                    <a:stretch>
+                      <a:fillRect/>
+                    </a:stretch>
+                  </pic:blipFill>
+                  <pic:spPr bwMode="auto">
+                    <a:xfrm>
+                      <a:off x="0" y="0"/>
+                      <a:ext cx="4746183" cy="3808946"/>
+                    </a:xfrm>
+                    <a:prstGeom prst="rect">
+                      <a:avLst/>
+                    </a:prstGeom>
+                    <a:noFill/>
+                  </pic:spPr>
+                </pic:pic>
+              </a:graphicData>
+            </a:graphic>
+          </wp:inline>
+        </w:drawing>
+      </w:r>
+    </w:p>
+    <w:p>
+      <w:pPr>
+        <w:jc w:val="center"/>
+        <w:rPr>
+          <w:rFonts w:ascii="Arial" w:hAnsi="Arial" w:cs="Arial"/>
+          <w:b/>
+          <w:bCs/>
+          <w:sz w:val="22"/>
+          <w:szCs w:val="22"/>
+        </w:rPr>
+      </w:pPr>
+    </w:p>
+    <w:p>
+      <w:pPr>
+        <w:rPr>
+          <w:rFonts w:ascii="Arial" w:hAnsi="Arial" w:cs="Arial"/>
+          <w:b/>
+          <w:bCs/>
+          <w:sz w:val="22"/>
+          <w:szCs w:val="22"/>
+        </w:rPr>
+      </w:pPr>
+      <w:r>
+        <w:rPr>
+          <w:rFonts w:ascii="Arial" w:hAnsi="Arial" w:cs="Arial"/>
+          <w:b/>
+          <w:bCs/>
+          <w:sz w:val="22"/>
+          <w:szCs w:val="22"/>
+        </w:rPr>
+        <w:t>SERVICIO DE AUDITORIA:</w:t>
+      </w:r>
+    </w:p>
+    <w:p>
+      <w:pPr>
+        <w:pStyle w:val="Prrafodelista"/>
+        <w:numPr>
+          <w:ilvl w:val="0"/>
+          <w:numId w:val="4"/>
+        </w:numPr>
+        <w:rPr>
+          <w:rFonts w:ascii="Arial" w:hAnsi="Arial" w:cs="Arial"/>
+          <w:b/>
+          <w:bCs/>
+          <w:sz w:val="22"/>
+          <w:szCs w:val="22"/>
+        </w:rPr>
+      </w:pPr>
+      <w:r>
+        <w:rPr>
+          <w:rFonts w:ascii="Arial" w:hAnsi="Arial" w:cs="Arial"/>
+          <w:b/>
+          <w:bCs/>
+          <w:sz w:val="22"/>
+          <w:szCs w:val="22"/>
+        </w:rPr>
+        <w:t>Auditoria Básico</w:t>
+      </w:r>
+    </w:p>
+    <w:p>
+      <w:pPr>
+        <w:jc w:val="center"/>
+        <w:rPr>
+          <w:rFonts w:ascii="Arial" w:hAnsi="Arial" w:cs="Arial"/>
+          <w:b/>
+          <w:bCs/>
+          <w:sz w:val="22"/>
+          <w:szCs w:val="22"/>
+        </w:rPr>
+      </w:pPr>
+      <w:r>
+        <w:rPr>
+          <w:rFonts w:ascii="Arial" w:hAnsi="Arial" w:cs="Arial"/>
+          <w:b/>
+          <w:bCs/>
+          <w:noProof/>
+          <w:sz w:val="22"/>
+          <w:szCs w:val="22"/>
+        </w:rPr>
+        <w:drawing>
+          <wp:inline distT="0" distB="0" distL="0" distR="0" wp14:anchorId="3BEBF55F" wp14:editId="098CA47B">
+            <wp:extent cx="4224303" cy="3781425"/>
+            <wp:effectExtent l="0" t="0" r="5080" b="0"/>
+            <wp:docPr id="222188527" name="Imagen 22"/>
+            <wp:cNvGraphicFramePr>
+              <a:graphicFrameLocks xmlns:a="http://schemas.openxmlformats.org/drawingml/2006/main" noChangeAspect="1"/>
+            </wp:cNvGraphicFramePr>
+            <a:graphic xmlns:a="http://schemas.openxmlformats.org/drawingml/2006/main">
+              <a:graphicData uri="http://schemas.openxmlformats.org/drawingml/2006/picture">
+                <pic:pic xmlns:pic="http://schemas.openxmlformats.org/drawingml/2006/picture">
+                  <pic:nvPicPr>
+                    <pic:cNvPr id="0" name="Picture 11"/>
+                    <pic:cNvPicPr>
+                      <a:picLocks noChangeAspect="1" noChangeArrowheads="1"/>
+                    </pic:cNvPicPr>
+                  </pic:nvPicPr>
+                  <pic:blipFill>
+                    <a:blip r:embed="rId54">
+                      <a:extLst>
+                        <a:ext uri="{28A0092B-C50C-407E-A947-70E740481C1C}">
+                          <a14:useLocalDpi xmlns:a14="http://schemas.microsoft.com/office/drawing/2010/main" val="0"/>
+                        </a:ext>
+                      </a:extLst>
+                    </a:blip>
+                    <a:srcRect/>
+                    <a:stretch>
+                      <a:fillRect/>
+                    </a:stretch>
+                  </pic:blipFill>
+                  <pic:spPr bwMode="auto">
+                    <a:xfrm>
+                      <a:off x="0" y="0"/>
+                      <a:ext cx="4245313" cy="3800233"/>
+                    </a:xfrm>
+                    <a:prstGeom prst="rect">
+                      <a:avLst/>
+                    </a:prstGeom>
+                    <a:noFill/>
+                  </pic:spPr>
+                </pic:pic>
+              </a:graphicData>
+            </a:graphic>
+          </wp:inline>
+        </w:drawing>
+      </w:r>
+    </w:p>
+    <w:p>
+      <w:pPr>
+        <w:pStyle w:val="Prrafodelista"/>
+        <w:numPr>
+          <w:ilvl w:val="0"/>
+          <w:numId w:val="4"/>
+        </w:numPr>
+        <w:rPr>
+          <w:rFonts w:ascii="Arial" w:hAnsi="Arial" w:cs="Arial"/>
+          <w:b/>
+          <w:bCs/>
+          <w:sz w:val="22"/>
+          <w:szCs w:val="22"/>
+        </w:rPr>
+      </w:pPr>
+      <w:r>
+        <w:rPr>
+          <w:rFonts w:ascii="Arial" w:hAnsi="Arial" w:cs="Arial"/>
+          <w:b/>
+          <w:bCs/>
+          <w:sz w:val="22"/>
+          <w:szCs w:val="22"/>
+        </w:rPr>
+        <w:lastRenderedPageBreak/>
+        <w:t>Auditoria Seguridad</w:t>
+      </w:r>
+    </w:p>
+    <w:p>
+      <w:pPr>
+        <w:jc w:val="center"/>
+        <w:rPr>
+          <w:rFonts w:ascii="Arial" w:hAnsi="Arial" w:cs="Arial"/>
+          <w:b/>
+          <w:bCs/>
+          <w:sz w:val="22"/>
+          <w:szCs w:val="22"/>
+        </w:rPr>
+      </w:pPr>
+      <w:r>
+        <w:rPr>
+          <w:rFonts w:ascii="Arial" w:hAnsi="Arial" w:cs="Arial"/>
+          <w:b/>
+          <w:bCs/>
+          <w:noProof/>
+          <w:sz w:val="22"/>
+          <w:szCs w:val="22"/>
+        </w:rPr>
+        <w:drawing>
+          <wp:inline distT="0" distB="0" distL="0" distR="0" wp14:anchorId="1B787CF3" wp14:editId="7573A4D4">
+            <wp:extent cx="4207521" cy="3877296"/>
+            <wp:effectExtent l="0" t="0" r="2540" b="9525"/>
+            <wp:docPr id="1032860494" name="Imagen 23"/>
+            <wp:cNvGraphicFramePr>
+              <a:graphicFrameLocks xmlns:a="http://schemas.openxmlformats.org/drawingml/2006/main" noChangeAspect="1"/>
+            </wp:cNvGraphicFramePr>
+            <a:graphic xmlns:a="http://schemas.openxmlformats.org/drawingml/2006/main">
+              <a:graphicData uri="http://schemas.openxmlformats.org/drawingml/2006/picture">
+                <pic:pic xmlns:pic="http://schemas.openxmlformats.org/drawingml/2006/picture">
+                  <pic:nvPicPr>
+                    <pic:cNvPr id="0" name="Picture 12"/>
+                    <pic:cNvPicPr>
+                      <a:picLocks noChangeAspect="1" noChangeArrowheads="1"/>
+                    </pic:cNvPicPr>
+                  </pic:nvPicPr>
+                  <pic:blipFill>
+                    <a:blip r:embed="rId55">
+                      <a:extLst>
+                        <a:ext uri="{28A0092B-C50C-407E-A947-70E740481C1C}">
+                          <a14:useLocalDpi xmlns:a14="http://schemas.microsoft.com/office/drawing/2010/main" val="0"/>
+                        </a:ext>
+                      </a:extLst>
+                    </a:blip>
+                    <a:srcRect/>
+                    <a:stretch>
+                      <a:fillRect/>
+                    </a:stretch>
+                  </pic:blipFill>
+                  <pic:spPr bwMode="auto">
+                    <a:xfrm>
+                      <a:off x="0" y="0"/>
+                      <a:ext cx="4232192" cy="3900031"/>
+                    </a:xfrm>
+                    <a:prstGeom prst="rect">
+                      <a:avLst/>
+                    </a:prstGeom>
+                    <a:noFill/>
+                  </pic:spPr>
+                </pic:pic>
+              </a:graphicData>
+            </a:graphic>
+          </wp:inline>
+        </w:drawing>
+      </w:r>
+    </w:p>
+    <w:p>
+      <w:pPr>
+        <w:pStyle w:val="Prrafodelista"/>
+        <w:numPr>
+          <w:ilvl w:val="0"/>
+          <w:numId w:val="4"/>
+        </w:numPr>
+        <w:rPr>
+          <w:rFonts w:ascii="Arial" w:hAnsi="Arial" w:cs="Arial"/>
+          <w:b/>
+          <w:bCs/>
+          <w:sz w:val="22"/>
+          <w:szCs w:val="22"/>
+        </w:rPr>
+      </w:pPr>
+      <w:r>
+        <w:rPr>
+          <w:rFonts w:ascii="Arial" w:hAnsi="Arial" w:cs="Arial"/>
+          <w:b/>
+          <w:bCs/>
+          <w:sz w:val="22"/>
+          <w:szCs w:val="22"/>
+        </w:rPr>
+        <w:t>Auditoria Completa</w:t>
+      </w:r>
+    </w:p>
+    <w:p>
+      <w:pPr>
+        <w:ind w:left="360"/>
+        <w:jc w:val="center"/>
+        <w:rPr>
+          <w:rFonts w:ascii="Arial" w:hAnsi="Arial" w:cs="Arial"/>
+          <w:b/>
+          <w:bCs/>
+          <w:sz w:val="22"/>
+          <w:szCs w:val="22"/>
+        </w:rPr>
+      </w:pPr>
+      <w:r>
+        <w:rPr>
+          <w:rFonts w:ascii="Arial" w:hAnsi="Arial" w:cs="Arial"/>
+          <w:b/>
+          <w:bCs/>
+          <w:noProof/>
+          <w:sz w:val="22"/>
+          <w:szCs w:val="22"/>
+        </w:rPr>
+        <w:drawing>
+          <wp:inline distT="0" distB="0" distL="0" distR="0" wp14:anchorId="2AE7D210" wp14:editId="6365A98C">
+            <wp:extent cx="4354109" cy="3883997"/>
+            <wp:effectExtent l="0" t="0" r="8890" b="2540"/>
+            <wp:docPr id="134995151" name="Imagen 24"/>
+            <wp:cNvGraphicFramePr>
+              <a:graphicFrameLocks xmlns:a="http://schemas.openxmlformats.org/drawingml/2006/main" noChangeAspect="1"/>
+            </wp:cNvGraphicFramePr>
+            <a:graphic xmlns:a="http://schemas.openxmlformats.org/drawingml/2006/main">
+              <a:graphicData uri="http://schemas.openxmlformats.org/drawingml/2006/picture">
+                <pic:pic xmlns:pic="http://schemas.openxmlformats.org/drawingml/2006/picture">
+                  <pic:nvPicPr>
+                    <pic:cNvPr id="0" name="Picture 13"/>
+                    <pic:cNvPicPr>
+                      <a:picLocks noChangeAspect="1" noChangeArrowheads="1"/>
+                    </pic:cNvPicPr>
+                  </pic:nvPicPr>
+                  <pic:blipFill>
+                    <a:blip r:embed="rId56">
+                      <a:extLst>
+                        <a:ext uri="{28A0092B-C50C-407E-A947-70E740481C1C}">
+                          <a14:useLocalDpi xmlns:a14="http://schemas.microsoft.com/office/drawing/2010/main" val="0"/>
+                        </a:ext>
+                      </a:extLst>
+                    </a:blip>
+                    <a:srcRect/>
+                    <a:stretch>
+                      <a:fillRect/>
+                    </a:stretch>
+                  </pic:blipFill>
+                  <pic:spPr bwMode="auto">
+                    <a:xfrm>
+                      <a:off x="0" y="0"/>
+                      <a:ext cx="4388215" cy="3914421"/>
+                    </a:xfrm>
+                    <a:prstGeom prst="rect">
+                      <a:avLst/>
+                    </a:prstGeom>
+                    <a:noFill/>
+                  </pic:spPr>
+                </pic:pic>
+              </a:graphicData>
+            </a:graphic>
+          </wp:inline>
+        </w:drawing>
+      </w:r>
+      <w:r>
+        <w:rPr>
+          <w:rFonts w:ascii="Arial" w:hAnsi="Arial" w:cs="Arial"/>
+          <w:b/>
+          <w:bCs/>
+          <w:sz w:val="22"/>
+          <w:szCs w:val="22"/>
+        </w:rPr>
         <w:br w:type="page"/>
       </w:r>
     </w:p>
@@ -9565,7 +11131,43 @@
           <w:sz w:val="22"/>
           <w:szCs w:val="22"/>
         </w:rPr>
-        <w:t>Sánchez, G. (2025). Patrones de diseño y estrategias reutilizables en la automatización de pruebas de software con Selenium y Java–Page Object Model, Singleton, Factory y Fluent Interface. </w:t>
+        <w:t xml:space="preserve">Sánchez, G. (2025). Patrones de diseño y estrategias reutilizables en la automatización de pruebas de software con </w:t>
+      </w:r>
+      <w:proofErr w:type="spellStart"/>
+      <w:r>
+        <w:rPr>
+          <w:rFonts w:ascii="Arial" w:hAnsi="Arial" w:cs="Arial"/>
+          <w:sz w:val="22"/>
+          <w:szCs w:val="22"/>
+        </w:rPr>
+        <w:t>Selenium</w:t>
+      </w:r>
+      <w:proofErr w:type="spellEnd"/>
+      <w:r>
+        <w:rPr>
+          <w:rFonts w:ascii="Arial" w:hAnsi="Arial" w:cs="Arial"/>
+          <w:sz w:val="22"/>
+          <w:szCs w:val="22"/>
+        </w:rPr>
+        <w:t xml:space="preserve"> y Java–Page </w:t>
+      </w:r>
+      <w:proofErr w:type="spellStart"/>
+      <w:r>
+        <w:rPr>
+          <w:rFonts w:ascii="Arial" w:hAnsi="Arial" w:cs="Arial"/>
+          <w:sz w:val="22"/>
+          <w:szCs w:val="22"/>
+        </w:rPr>
+        <w:t>Object</w:t>
+      </w:r>
+      <w:proofErr w:type="spellEnd"/>
+      <w:r>
+        <w:rPr>
+          <w:rFonts w:ascii="Arial" w:hAnsi="Arial" w:cs="Arial"/>
+          <w:sz w:val="22"/>
+          <w:szCs w:val="22"/>
+        </w:rPr>
+        <w:t xml:space="preserve"> Model, Singleton, Factory y Fluent Interface. </w:t>
       </w:r>
       <w:r>
         <w:rPr>
@@ -9686,18 +11288,9 @@
           <w:szCs w:val="22"/>
           <w:lang w:val="en-US"/>
         </w:rPr>
-        <w:t>Berkeley, CA: Apress.</w:t>
-      </w:r>
-    </w:p>
-    <w:p>
-      <w:pPr>
-        <w:jc w:val="both"/>
-        <w:rPr>
-          <w:rFonts w:ascii="Arial" w:hAnsi="Arial" w:cs="Arial"/>
-          <w:sz w:val="22"/>
-          <w:szCs w:val="22"/>
-        </w:rPr>
-      </w:pPr>
+        <w:t xml:space="preserve">Berkeley, CA: </w:t>
+      </w:r>
+      <w:proofErr w:type="spellStart"/>
       <w:r>
         <w:rPr>
           <w:rFonts w:ascii="Arial" w:hAnsi="Arial" w:cs="Arial"/>
@@ -9705,6 +11298,35 @@
           <w:szCs w:val="22"/>
           <w:lang w:val="en-US"/>
         </w:rPr>
+        <w:t>Apress</w:t>
+      </w:r>
+      <w:proofErr w:type="spellEnd"/>
+      <w:r>
+        <w:rPr>
+          <w:rFonts w:ascii="Arial" w:hAnsi="Arial" w:cs="Arial"/>
+          <w:sz w:val="22"/>
+          <w:szCs w:val="22"/>
+          <w:lang w:val="en-US"/>
+        </w:rPr>
+        <w:t>.</w:t>
+      </w:r>
+    </w:p>
+    <w:p>
+      <w:pPr>
+        <w:jc w:val="both"/>
+        <w:rPr>
+          <w:rFonts w:ascii="Arial" w:hAnsi="Arial" w:cs="Arial"/>
+          <w:sz w:val="22"/>
+          <w:szCs w:val="22"/>
+        </w:rPr>
+      </w:pPr>
+      <w:r>
+        <w:rPr>
+          <w:rFonts w:ascii="Arial" w:hAnsi="Arial" w:cs="Arial"/>
+          <w:sz w:val="22"/>
+          <w:szCs w:val="22"/>
+          <w:lang w:val="en-US"/>
+        </w:rPr>
         <w:t xml:space="preserve">Nahar, N., &amp; Sakib, K. (2015). Automatic Recommendation of Software Design Patterns Using Anti-patterns in the Design Phase: A Case Study on Abstract Factory. </w:t>
       </w:r>
       <w:r>
@@ -9715,6 +11337,7 @@
         </w:rPr>
         <w:t>In </w:t>
       </w:r>
+      <w:proofErr w:type="spellStart"/>
       <w:r>
         <w:rPr>
           <w:rFonts w:ascii="Arial" w:hAnsi="Arial" w:cs="Arial"/>
@@ -9723,7 +11346,18 @@
           <w:sz w:val="22"/>
           <w:szCs w:val="22"/>
         </w:rPr>
-        <w:t>QuASoQ/WAWSE/CMCE@ APSEC</w:t>
+        <w:t>QuASoQ</w:t>
+      </w:r>
+      <w:proofErr w:type="spellEnd"/>
+      <w:r>
+        <w:rPr>
+          <w:rFonts w:ascii="Arial" w:hAnsi="Arial" w:cs="Arial"/>
+          <w:i/>
+          <w:iCs/>
+          <w:sz w:val="22"/>
+          <w:szCs w:val="22"/>
+        </w:rPr>
+        <w:t>/WAWSE/CMCE@ APSEC</w:t>
       </w:r>
       <w:r>
         <w:rPr>
@@ -9735,8 +11369,8 @@
       </w:r>
     </w:p>
     <w:sectPr>
-      <w:headerReference w:type="default" r:id="rId44"/>
-      <w:footerReference w:type="default" r:id="rId45"/>
+      <w:headerReference w:type="default" r:id="rId57"/>
+      <w:footerReference w:type="default" r:id="rId58"/>
       <w:pgSz w:w="11906" w:h="16838"/>
       <w:pgMar w:top="1417" w:right="1701" w:bottom="1417" w:left="1701" w:header="708" w:footer="708" w:gutter="0"/>
       <w:cols w:space="708"/>
@@ -10818,7 +12452,7 @@
         <w:rFonts w:ascii="Courier New" w:hAnsi="Courier New" w:cs="Courier New" w:hint="default"/>
       </w:rPr>
     </w:lvl>
-    <w:lvl w:ilvl="2" w:tplc="0C0A0005" w:tentative="1">
+    <w:lvl w:ilvl="2" w:tplc="0C0A0005">
       <w:start w:val="1"/>
       <w:numFmt w:val="bullet"/>
       <w:lvlText w:val=""/>
@@ -11553,6 +13187,118 @@
     </w:lvl>
   </w:abstractNum>
   <w:abstractNum w:abstractNumId="9" w15:restartNumberingAfterBreak="0">
+    <w:nsid w:val="5DEC67AB"/>
+    <w:multiLevelType w:val="hybridMultilevel"/>
+    <w:tmpl w:val="968A8FD8"/>
+    <w:lvl w:ilvl="0" w:tplc="ADEA5462">
+      <w:numFmt w:val="bullet"/>
+      <w:lvlText w:val="-"/>
+      <w:lvlJc w:val="left"/>
+      <w:pPr>
+        <w:ind w:left="1080" w:hanging="360"/>
+      </w:pPr>
+      <w:rPr>
+        <w:rFonts w:ascii="Arial" w:eastAsiaTheme="minorHAnsi" w:hAnsi="Arial" w:cs="Arial" w:hint="default"/>
+      </w:rPr>
+    </w:lvl>
+    <w:lvl w:ilvl="1" w:tplc="240A0003" w:tentative="1">
+      <w:start w:val="1"/>
+      <w:numFmt w:val="bullet"/>
+      <w:lvlText w:val="o"/>
+      <w:lvlJc w:val="left"/>
+      <w:pPr>
+        <w:ind w:left="1800" w:hanging="360"/>
+      </w:pPr>
+      <w:rPr>
+        <w:rFonts w:ascii="Courier New" w:hAnsi="Courier New" w:cs="Courier New" w:hint="default"/>
+      </w:rPr>
+    </w:lvl>
+    <w:lvl w:ilvl="2" w:tplc="240A0005" w:tentative="1">
+      <w:start w:val="1"/>
+      <w:numFmt w:val="bullet"/>
+      <w:lvlText w:val=""/>
+      <w:lvlJc w:val="left"/>
+      <w:pPr>
+        <w:ind w:left="2520" w:hanging="360"/>
+      </w:pPr>
+      <w:rPr>
+        <w:rFonts w:ascii="Wingdings" w:hAnsi="Wingdings" w:hint="default"/>
+      </w:rPr>
+    </w:lvl>
+    <w:lvl w:ilvl="3" w:tplc="240A0001" w:tentative="1">
+      <w:start w:val="1"/>
+      <w:numFmt w:val="bullet"/>
+      <w:lvlText w:val=""/>
+      <w:lvlJc w:val="left"/>
+      <w:pPr>
+        <w:ind w:left="3240" w:hanging="360"/>
+      </w:pPr>
+      <w:rPr>
+        <w:rFonts w:ascii="Symbol" w:hAnsi="Symbol" w:hint="default"/>
+      </w:rPr>
+    </w:lvl>
+    <w:lvl w:ilvl="4" w:tplc="240A0003" w:tentative="1">
+      <w:start w:val="1"/>
+      <w:numFmt w:val="bullet"/>
+      <w:lvlText w:val="o"/>
+      <w:lvlJc w:val="left"/>
+      <w:pPr>
+        <w:ind w:left="3960" w:hanging="360"/>
+      </w:pPr>
+      <w:rPr>
+        <w:rFonts w:ascii="Courier New" w:hAnsi="Courier New" w:cs="Courier New" w:hint="default"/>
+      </w:rPr>
+    </w:lvl>
+    <w:lvl w:ilvl="5" w:tplc="240A0005" w:tentative="1">
+      <w:start w:val="1"/>
+      <w:numFmt w:val="bullet"/>
+      <w:lvlText w:val=""/>
+      <w:lvlJc w:val="left"/>
+      <w:pPr>
+        <w:ind w:left="4680" w:hanging="360"/>
+      </w:pPr>
+      <w:rPr>
+        <w:rFonts w:ascii="Wingdings" w:hAnsi="Wingdings" w:hint="default"/>
+      </w:rPr>
+    </w:lvl>
+    <w:lvl w:ilvl="6" w:tplc="240A0001" w:tentative="1">
+      <w:start w:val="1"/>
+      <w:numFmt w:val="bullet"/>
+      <w:lvlText w:val=""/>
+      <w:lvlJc w:val="left"/>
+      <w:pPr>
+        <w:ind w:left="5400" w:hanging="360"/>
+      </w:pPr>
+      <w:rPr>
+        <w:rFonts w:ascii="Symbol" w:hAnsi="Symbol" w:hint="default"/>
+      </w:rPr>
+    </w:lvl>
+    <w:lvl w:ilvl="7" w:tplc="240A0003" w:tentative="1">
+      <w:start w:val="1"/>
+      <w:numFmt w:val="bullet"/>
+      <w:lvlText w:val="o"/>
+      <w:lvlJc w:val="left"/>
+      <w:pPr>
+        <w:ind w:left="6120" w:hanging="360"/>
+      </w:pPr>
+      <w:rPr>
+        <w:rFonts w:ascii="Courier New" w:hAnsi="Courier New" w:cs="Courier New" w:hint="default"/>
+      </w:rPr>
+    </w:lvl>
+    <w:lvl w:ilvl="8" w:tplc="240A0005" w:tentative="1">
+      <w:start w:val="1"/>
+      <w:numFmt w:val="bullet"/>
+      <w:lvlText w:val=""/>
+      <w:lvlJc w:val="left"/>
+      <w:pPr>
+        <w:ind w:left="6840" w:hanging="360"/>
+      </w:pPr>
+      <w:rPr>
+        <w:rFonts w:ascii="Wingdings" w:hAnsi="Wingdings" w:hint="default"/>
+      </w:rPr>
+    </w:lvl>
+  </w:abstractNum>
+  <w:abstractNum w:abstractNumId="10" w15:restartNumberingAfterBreak="0">
     <w:nsid w:val="72F9106D"/>
     <w:multiLevelType w:val="hybridMultilevel"/>
     <w:tmpl w:val="2222C130"/>
@@ -11671,7 +13417,7 @@
     <w:abstractNumId w:val="5"/>
   </w:num>
   <w:num w:numId="3" w16cid:durableId="2105344982">
-    <w:abstractNumId w:val="9"/>
+    <w:abstractNumId w:val="10"/>
   </w:num>
   <w:num w:numId="4" w16cid:durableId="1773671443">
     <w:abstractNumId w:val="3"/>
@@ -11693,6 +13439,9 @@
   </w:num>
   <w:num w:numId="10" w16cid:durableId="890730201">
     <w:abstractNumId w:val="4"/>
+  </w:num>
+  <w:num w:numId="11" w16cid:durableId="490412642">
+    <w:abstractNumId w:val="9"/>
   </w:num>
 </w:numbering>
 </file>
@@ -12299,6 +14048,7 @@
   <w:style w:type="character" w:default="1" w:styleId="Fuentedeprrafopredeter">
     <w:name w:val="Default Paragraph Font"/>
     <w:uiPriority w:val="1"/>
+    <w:semiHidden/>
     <w:unhideWhenUsed/>
   </w:style>
   <w:style w:type="table" w:default="1" w:styleId="Tablanormal">
@@ -13019,4 +14769,16 @@
     </a:ext>
   </a:extLst>
 </a:theme>
+</file>
+
+<file path=customXml/item1.xml><?xml version="1.0" encoding="utf-8"?>
+<b:Sources xmlns:b="http://schemas.openxmlformats.org/officeDocument/2006/bibliography" xmlns="http://schemas.openxmlformats.org/officeDocument/2006/bibliography" SelectedStyle="\APASixthEditionOfficeOnline.xsl" StyleName="APA" Version="6"/>
+</file>
+
+<file path=customXml/itemProps1.xml><?xml version="1.0" encoding="utf-8"?>
+<ds:datastoreItem xmlns:ds="http://schemas.openxmlformats.org/officeDocument/2006/customXml" ds:itemID="{A0D765C9-BD9B-49E0-8F5C-292DBC844ECF}">
+  <ds:schemaRefs>
+    <ds:schemaRef ds:uri="http://schemas.openxmlformats.org/officeDocument/2006/bibliography"/>
+  </ds:schemaRefs>
+</ds:datastoreItem>
 </file>